--- a/site/index_nature_submission.docx
+++ b/site/index_nature_submission.docx
@@ -16,30 +16,15 @@
     </w:p>
     <w:p>
       <w:r>
-        <w:t>Danielle Knutson</w:t>
-      </w:r>
+        <w:t>Danielle Knutson¹, Vineet Jagadeesan Nair</w:t>
+      </w:r>
+      <w:bookmarkStart w:id="0" w:name="OLE_LINK1"/>
       <w:r>
         <w:t>¹</w:t>
       </w:r>
-      <w:r>
-        <w:t xml:space="preserve">, </w:t>
-      </w:r>
-      <w:r>
-        <w:t>Vineet Jagadeesan Nair</w:t>
-      </w:r>
-      <w:bookmarkStart w:id="0" w:name="OLE_LINK1"/>
-      <w:r>
-        <w:t>¹</w:t>
-      </w:r>
       <w:bookmarkEnd w:id="0"/>
       <w:r>
-        <w:t>*</w:t>
-      </w:r>
-      <w:r>
-        <w:t xml:space="preserve">, </w:t>
-      </w:r>
-      <w:r>
-        <w:t xml:space="preserve">and Anuradha Annaswamy </w:t>
+        <w:t xml:space="preserve">*, and Anuradha Annaswamy </w:t>
       </w:r>
     </w:p>
     <w:p>
@@ -77,7 +62,7 @@
     <w:bookmarkEnd w:id="2"/>
     <w:p>
       <w:r>
-        <w:t>Distributed energy resources are central to decarbonization, resilience and electrification, but their benefits are not guaranteed to be shared evenly. Evidence of racial disparity in rooftop solar is usually assumed to generalize across technologies. We test that assumption across 1,390 California ZIP Code Tabulation Areas, harmonizing rooftop photovoltaics, battery storage and electric-vehicle charging under one set of outcomes and controls. The technologies do not share a disparity pattern. Areas with larger Black and Asian population shares hold less solar and less storage after conditioning on income and poverty, and area-level housing type and tenure absorb 32 to 53 percent of those gaps. Under a fully stacked specification, storage disparities persist on all three race terms, solar only for Asian share, and charging not at all. Charger counts instead rise with poverty, concentrated in faster public units. Counts measure infrastructure, not usable access, so technology-blind equity targets misread all three.</w:t>
+        <w:t>Distributed energy resources are central to decarbonization, resilience, and electrification, but their benefits are not guaranteed to be shared evenly. Evidence of racial disparity in rooftop solar is usually assumed to generalize across technologies. We test that assumption across 1,390 California ZIP Code Tabulation Areas, harmonizing rooftop photovoltaics, battery storage, and electric-vehicle charging under one set of outcomes and controls. The technologies do not share a disparity pattern. Areas with larger Black and Asian population shares hold less solar and less storage after conditioning on income and poverty, and area-level housing type and tenure absorb 32 to 53 percent of those gaps. Under a fully stacked specification, storage disparities persist on all three race terms, solar only for Asian share, and charging not at all. Charger counts instead rise with poverty, concentrated in faster public units. Counts measure infrastructure, not usable access, so technology-blind equity targets misread all three.</w:t>
       </w:r>
     </w:p>
     <w:p>
@@ -103,13 +88,7 @@
     </w:p>
     <w:p>
       <w:r>
-        <w:t>This paper addresses all three. We assemble a California ZIP Code Tabulation Area (ZCTA) dataset integrating rooftop PV, battery storage and EV charging with American Community Survey demographics, climate and resource data, utility territory and electricity demand, and estimate one consistent set of specifications across all three, retaining race in every model rather than assuming socioeconomic controls absorb it. California is an informative case because it combines high DER penetration, ambitious climate policy, substantial socioeconomic diversity and pronounced spatial inequality. The study is area-level and cross-sectional; we report conditional associations, not causal effects. The central finding is that the form of inequity changes by technology, and that for charging</w:t>
-      </w:r>
-      <w:r>
-        <w:t>,</w:t>
-      </w:r>
-      <w:r>
-        <w:t xml:space="preserve"> the standard metric — the count of installed units — does not measure what equity policy assumes it measures.</w:t>
+        <w:t>This paper addresses all three. We assemble a California ZIP Code Tabulation Area (ZCTA) dataset integrating rooftop PV, battery storage and EV charging with American Community Survey demographics, climate and resource data, utility territory and electricity demand, and estimate one consistent set of specifications across all three, retaining race in every model rather than assuming socioeconomic controls absorb it. California is an informative case because it combines high DER penetration, ambitious climate policy, substantial socioeconomic diversity and pronounced spatial inequality. The study is area-level and cross-sectional; we report conditional associations, not causal effects. The central finding is that the form of inequity changes by technology, and that for charging, the standard metric — the count of installed units — does not measure what equity policy assumes it measures.</w:t>
       </w:r>
     </w:p>
     <w:p>
@@ -150,7 +129,7 @@
         </w:rPr>
         <w:lastRenderedPageBreak/>
         <w:drawing>
-          <wp:inline distT="0" distB="0" distL="0" distR="0" wp14:anchorId="3BBC15B7" wp14:editId="20FBF7F9">
+          <wp:inline distT="0" distB="0" distL="0" distR="0" wp14:anchorId="493BF15C" wp14:editId="1BA72327">
             <wp:extent cx="5606473" cy="3906733"/>
             <wp:effectExtent l="0" t="0" r="0" b="5080"/>
             <wp:docPr id="1182605404" name="Graphic 2"/>
@@ -616,8 +595,6 @@
     <w:p>
       <w:r>
         <w:br/>
-      </w:r>
-      <w:r>
         <w:t>Figure 2 traces the five focal coefficients across the model series, in which each specification adds or substitutes one control block against a fixed core. Reading the three panels together is the paper's central comparison. The storage coefficients are the largest and the flattest: race and ethnicity shares stay negative and separated from zero across every specification. The solar coefficients are smaller and move more, particularly where housing enters. The charging coefficients behave differently again, with poverty rate the only consistently signed predictor and the race terms crossing zero. Whatever is producing inequity is not one mechanism operating at three intensities.</w:t>
       </w:r>
     </w:p>
@@ -636,7 +613,7 @@
           <w:noProof/>
         </w:rPr>
         <w:drawing>
-          <wp:inline distT="0" distB="0" distL="0" distR="0" wp14:anchorId="6E3AFED4" wp14:editId="3000504C">
+          <wp:inline distT="0" distB="0" distL="0" distR="0" wp14:anchorId="75FC42A4" wp14:editId="6995859C">
             <wp:extent cx="6400800" cy="5232400"/>
             <wp:effectExtent l="0" t="0" r="0" b="0"/>
             <wp:docPr id="281140160" name="Graphic 4"/>
@@ -838,7 +815,7 @@
         </w:rPr>
         <w:lastRenderedPageBreak/>
         <w:drawing>
-          <wp:inline distT="0" distB="0" distL="0" distR="0" wp14:anchorId="665C62DD" wp14:editId="01499679">
+          <wp:inline distT="0" distB="0" distL="0" distR="0" wp14:anchorId="2833B16D" wp14:editId="622A70D2">
             <wp:extent cx="5852160" cy="2338610"/>
             <wp:effectExtent l="0" t="0" r="0" b="0"/>
             <wp:docPr id="1989849343" name="Picture 1989849343" descr="Race coefficients before and after adding housing structure and tenure controls"/>
@@ -916,7 +893,7 @@
         </w:rPr>
         <w:lastRenderedPageBreak/>
         <w:drawing>
-          <wp:inline distT="0" distB="0" distL="0" distR="0" wp14:anchorId="4573747E" wp14:editId="59FA1D1E">
+          <wp:inline distT="0" distB="0" distL="0" distR="0" wp14:anchorId="11371A68" wp14:editId="09FCD3C3">
             <wp:extent cx="4900295" cy="3276600"/>
             <wp:effectExtent l="0" t="0" r="1905" b="0"/>
             <wp:docPr id="1989849342" name="Graphic 9"/>
@@ -2115,7 +2092,7 @@
     </w:p>
     <w:p>
       <w:r>
-        <w:t>This paper uses a cross-sectional regression framework to examine whether racial/ethnic and socioeconomic differences are associated with distributed energy resource deployment intensity across California ZCTA areas. The main goal is not pure prediction. Instead, it is to test whether disparities in DER adoption persist after accounting for differences in adoption capacity, geography, physical suitability, institutional context, and observed energy-system conditions. To do this, we estimate a consistent sequence of models for each DER outcome. This stepwise model series makes the results easier to interpret because changes in the coefficients of interest can be linked to specific added controls rather than to one opaque saturated specification. The Methods state the baseline equation and define each rung of the cumulative ladder, and Figure 2 shows the resulting coefficient paths. It also supports direct comparison across technologies, which is central to the paper’s multi-DER framing.</w:t>
+        <w:t>This paper uses a cross-sectional regression framework to examine whether racial/ethnic and socioeconomic differences are associated with distributed energy resource adoption across California ZCTAs. The main goal is not prediction but is to test whether disparities in DER adoption persist after accounting for differences in adoption capacity, geography, demographic context, and observed energy-system conditions. To do this, we use a sequence of models for each DER outcome. This stepwise model series makes the results easier to interpret because changes in the coefficients of interest can be linked to specific added controls rather than to one opaque specification. It also supports direct comparison across technologies, which is central to the paper’s multi-DER framing.</w:t>
       </w:r>
       <w:r>
         <w:fldChar w:fldCharType="begin"/>
@@ -2156,7 +2133,7 @@
     </w:p>
     <w:p>
       <w:r>
-        <w:t>We report the ladder as a sequence of separate specifications rather than as one fully stacked model. The control blocks are not independent of the outcome: housing structure, existing infrastructure, and electricity demand are shaped by the same development and siting processes that produce the deployment patterns we measure, so entering them together would condition the race and ethnicity coefficients on partial outcomes and hide which block moves the estimates. Reporting the blocks in sequence makes that movement visible, and the housing-structure result depends on seeing it. No single column is the preferred estimate. Each specification answers a different conditional question, and we report the full sequence so that the sensitivity of each coefficient to the conditioning set is explicit rather than assumed.</w:t>
+        <w:t>We report the ladder as a sequence of separate specifications rather than as one fully stacked model. We do also provide a stacked ladder within the appendix – the results still show disparities between races. Housing structure, existing infrastructure, and electricity demand are shaped by the same development and siting processes that produce the deployment patterns we measure, so entering them together would condition the race and ethnicity coefficients on partial outcomes and hide which block moves the estimates. Each specification answers a different conditional question, and we report the full sequence so that the sensitivity of each coefficient to the conditioning set is explicit rather than assumed.</w:t>
       </w:r>
     </w:p>
     <w:p>
@@ -2171,12 +2148,7 @@
         <w:t xml:space="preserve"> log(1 + rate)</w:t>
       </w:r>
       <w:r>
-        <w:t xml:space="preserve"> specification to reduce skew and retain observations with zero deployment. The main explanatory variables of interest are racial/ethnic composition measures and socioeconomic indicators. We then add contextual controls that capture climate, renewable resource potential, utility territory, built-environment structure, and broader installed-energy context.</w:t>
-      </w:r>
-    </w:p>
-    <w:p>
-      <w:r>
-        <w:t>Because the analysis is ecological and cross-sectional, the results are interpreted as area-level disparities rather than as individual household adoption behavior. The coefficients therefore describe how DER deployment differs across ZCTA areas with different demographic and socioeconomic characteristics, conditional on the included controls. They should not be read as causal effects of race or income on any individual household’s technology adoption decision.</w:t>
+        <w:t xml:space="preserve"> specification to reduce skew and retain observations with zero deployment. The main explanatory variables of interest are racial/ethnic composition measures and socioeconomic indicators. We then add contextual controls that capture climate, renewable resource potential, utility territory, built-environment structure, and broader installed-energy context. The coefficients therefore describe how DER deployment differs across ZCTA areas with different demographic and socioeconomic characteristics, conditional on the included controls. They should not be read as causal effects of race or income on any individual household’s technology adoption decision.</w:t>
       </w:r>
     </w:p>
     <w:p>
@@ -2188,7 +2160,6 @@
         </w:numPr>
       </w:pPr>
       <w:r>
-        <w:lastRenderedPageBreak/>
         <w:t>Data and Measures</w:t>
       </w:r>
     </w:p>
@@ -2211,7 +2182,11 @@
     </w:p>
     <w:p>
       <w:r>
-        <w:t xml:space="preserve">The unit of analysis is the ZIP-code level, implemented using Census ZIP Code Tabulation Areas (ZCTAs),  which are geographic entities defined by the U.S. Census Bureau to approximate ZIP code service areas. ZCTA geography is the most practical common denominator across the DER, demographic, and contextual assembled source files. The analysis is therefore an area-level California snapshot rather than a household panel, and it is framed as a 2023 cross-section using the most recent aligned observations available through that year. All the important variables used for the targets, predictors, and controls are defined in </w:t>
+        <w:t xml:space="preserve">The unit of analysis is the ZIP-code level, implemented using Census ZIP Code Tabulation Areas (ZCTAs),  which are geographic entities defined by the U.S. Census Bureau to approximate ZIP code service areas. ZCTA geography is the most practical common denominator across the DER, demographic, and contextual assembled source files. The analysis is therefore framed as a 2023 cross-section using the most recent aligned observations </w:t>
+      </w:r>
+      <w:r>
+        <w:lastRenderedPageBreak/>
+        <w:t xml:space="preserve">available through that year. All the important variables used for the targets, predictors, and controls are defined in </w:t>
       </w:r>
       <w:r>
         <w:fldChar w:fldCharType="begin"/>
@@ -2223,7 +2198,10 @@
         <w:fldChar w:fldCharType="separate"/>
       </w:r>
       <w:r>
-        <w:t>Table 1</w:t>
+        <w:t xml:space="preserve">Table </w:t>
+      </w:r>
+      <w:r>
+        <w:t>1</w:t>
       </w:r>
       <w:r>
         <w:fldChar w:fldCharType="end"/>
@@ -2331,19 +2309,46 @@
           <w:rPr>
             <w:rStyle w:val="Hyperlink"/>
           </w:rPr>
-          <w:t>https://github.com/vineetjnair9/distributed-energy-resources-equity-CA</w:t>
+          <w:t>https://github.com/v</w:t>
+        </w:r>
+        <w:r>
+          <w:rPr>
+            <w:rStyle w:val="Hyperlink"/>
+          </w:rPr>
+          <w:t>i</w:t>
+        </w:r>
+        <w:r>
+          <w:rPr>
+            <w:rStyle w:val="Hyperlink"/>
+          </w:rPr>
+          <w:t>neetjnair9/distributed-energy-resources-equity-CA</w:t>
         </w:r>
       </w:hyperlink>
       <w:r>
-        <w:t xml:space="preserve"> </w:t>
-      </w:r>
-      <w:r>
-        <w:t>under the MIT License. The harmonized ZCTA analysis file will be deposited as a separate Zenodo record under CC-BY-4.0.</w:t>
+        <w:t xml:space="preserve"> under the MIT License. The harmonized ZCTA analysis file is deposited as a separate Zenodo record under CC-BY-4.0.</w:t>
       </w:r>
     </w:p>
     <w:p>
       <w:r>
-        <w:t>DER measures are first constructed separately by technology and then aggregated to the ZCTA level. Solar PV capacity is derived from Tracking the Sun installation records [19]. Battery storage is built from a California storage dataset containing location and capacity information [21]. EV charging infrastructure is constructed from charger-level records that include charger type and location [22]; charger rows without a valid source ZIP are excluded from ZCTA charger outcomes rather than reassigned using latitude/longitude, while valid source-ZIP rows are retained even if descriptive fields are blank or say No information. Wind capacity and turbine counts come from the USGS wind turbine database [23], power-plant capacity from the EIA power plants layer [24], interconnection records from California Distributed Generation Statistics [20], ZCTA boundaries from Census TIGER/Line shapefiles [26], and energy burden measures from the California Energy Commission energy equity indicators [28]. Figure 1 visualizes the resulting statewide geography and also makes clear that some ZCTAs are absent because the underlying merged sample is incomplete in those places.</w:t>
+        <w:t xml:space="preserve">DER measures are first constructed separately by technology and then aggregated to the ZCTA level. Solar PV capacity is derived from Tracking the Sun installation records [19]. Battery storage is built from a California storage dataset containing location and capacity information [21]. EV charging infrastructure is constructed from charger-level records that include charger type and location [22]; charger rows without a valid source ZIP are excluded from ZCTA charger outcomes rather than reassigned using latitude/longitude, while valid source-ZIP rows are retained even if descriptive fields are blank or say No information. Wind capacity and turbine counts come from the USGS wind turbine database [23], power-plant capacity from the EIA power plants layer [24], interconnection records from California Distributed Generation Statistics [20], ZCTA boundaries from Census TIGER/Line shapefiles [26], and energy burden measures from the California Energy Commission energy equity indicators [28]. Figure 1 visualizes the resulting statewide geography and shows that some ZCTAs are absent because the underlying merged sample is incomplete in those places. In the regression stage, ZCTAs with total population below 1,000 are excluded from outcome construction to avoid unstable per-capita rates in very small areas. </w:t>
+      </w:r>
+      <w:r>
+        <w:fldChar w:fldCharType="begin"/>
+      </w:r>
+      <w:r>
+        <w:instrText xml:space="preserve"> REF _Ref_tbl2 \h </w:instrText>
+      </w:r>
+      <w:r>
+        <w:fldChar w:fldCharType="separate"/>
+      </w:r>
+      <w:r>
+        <w:t>Table 2</w:t>
+      </w:r>
+      <w:r>
+        <w:fldChar w:fldCharType="end"/>
+      </w:r>
+      <w:r>
+        <w:t xml:space="preserve"> summarizes the resulting analysis sample.</w:t>
       </w:r>
       <w:hyperlink w:anchor="_Ref_src26" w:history="1"/>
       <w:hyperlink w:anchor="_Ref_src28" w:history="1"/>
@@ -2368,53 +2373,11 @@
     </w:p>
     <w:p>
       <w:r>
-        <w:lastRenderedPageBreak/>
-        <w:t>After source-specific cleaning, the DER measures are merged with contextual predictors. Demographic and socioeconomic variables come from the 2023 American Community Survey 5-year estimates</w:t>
-      </w:r>
-      <w:r>
-        <w:t xml:space="preserve"> </w:t>
-      </w:r>
-      <w:r>
-        <w:t>[25]. Housing structure uses every category in ACS B25024: single-family, multifamily, mobile-home, and boat/RV/van/other shares sum to one. Tenure uses B25003 owner occupancy, with renter occupancy as its complement. Climate and renewable-resource controls come from NASA POWER</w:t>
-      </w:r>
-      <w:r>
-        <w:t xml:space="preserve"> </w:t>
-      </w:r>
-      <w:r>
-        <w:t>[27]; utility territory uses a ZIP-to-utility spatial crosswalk; and annualized utility usage provides the electricity-demand proxy</w:t>
-      </w:r>
-      <w:r>
-        <w:t xml:space="preserve"> </w:t>
-      </w:r>
-      <w:r>
-        <w:t>[29].</w:t>
+        <w:t>After source-specific cleaning, the DER measures are merged with contextual predictors. Demographic and socioeconomic variables come from the 2023 American Community Survey 5-year estimates [25]. Housing structure includes single-family, multifamily, mobile-home, and boat/RV/van/other. Tenure uses owner occupancy, with renter occupancy as its complement. Climate and renewable-resource controls come from NASA POWER [27]; utility territory uses a ZIP-to-utility spatial crosswalk; and annualized utility usage provides the electricity-demand proxy [29].</w:t>
       </w:r>
       <w:hyperlink w:anchor="_Ref_src32" w:history="1"/>
       <w:hyperlink w:anchor="_Ref_src34" w:history="1"/>
       <w:hyperlink w:anchor="_Ref_src36" w:history="1"/>
-    </w:p>
-    <w:p>
-      <w:r>
-        <w:t xml:space="preserve">The unit of analysis is the ZCTA. We use ZCTAs because they provide the most practical common geography across the available DER and demographic sources. The study is designed as a 2023 cross-sectional snapshot, using the most recent data aligned as closely as possible to that year. In the regression stage, ZCTAs with total population below 1,000 are excluded from outcome construction to avoid unstable per-capita rates in very small areas. </w:t>
-      </w:r>
-      <w:r>
-        <w:fldChar w:fldCharType="begin"/>
-      </w:r>
-      <w:r>
-        <w:instrText xml:space="preserve"> REF _Ref_tbl2 \h </w:instrText>
-      </w:r>
-      <w:r>
-        <w:fldChar w:fldCharType="separate"/>
-      </w:r>
-      <w:r>
-        <w:t>Table 2</w:t>
-      </w:r>
-      <w:r>
-        <w:fldChar w:fldCharType="end"/>
-      </w:r>
-      <w:r>
-        <w:t xml:space="preserve"> summarizes the resulting analysis sample.</w:t>
-      </w:r>
     </w:p>
     <w:p>
       <w:pPr>
@@ -2426,13 +2389,14 @@
       </w:pPr>
       <w:bookmarkStart w:id="16" w:name="_Ref_sec_m_outcomes"/>
       <w:r>
+        <w:lastRenderedPageBreak/>
         <w:t>Outcome Variables</w:t>
       </w:r>
       <w:bookmarkEnd w:id="16"/>
     </w:p>
     <w:p>
       <w:r>
-        <w:t>To make the outcomes comparable across technologies, each DER measure is converted into a population-normalized deployment intensity metric and then transformed using</w:t>
+        <w:t>To make outcomes comparable across technologies, we convert each DER measure into a population-normalized deployment intensity metric and then transform it using</w:t>
       </w:r>
       <w:r>
         <w:rPr>
@@ -2513,11 +2477,21 @@
       <w:r>
         <w:t>(</w:t>
       </w:r>
-      <w:fldSimple w:instr=" SEQ Equation \* ARABIC ">
-        <w:r>
-          <w:t>1</w:t>
-        </w:r>
-      </w:fldSimple>
+      <w:r>
+        <w:fldChar w:fldCharType="begin"/>
+      </w:r>
+      <w:r>
+        <w:instrText xml:space="preserve"> SEQ Equation \* ARABIC </w:instrText>
+      </w:r>
+      <w:r>
+        <w:fldChar w:fldCharType="separate"/>
+      </w:r>
+      <w:r>
+        <w:t>1</w:t>
+      </w:r>
+      <w:r>
+        <w:fldChar w:fldCharType="end"/>
+      </w:r>
       <w:r>
         <w:t>)</w:t>
       </w:r>
@@ -2578,11 +2552,21 @@
       <w:r>
         <w:t>(</w:t>
       </w:r>
-      <w:fldSimple w:instr=" SEQ Equation \* ARABIC ">
-        <w:r>
-          <w:t>2</w:t>
-        </w:r>
-      </w:fldSimple>
+      <w:r>
+        <w:fldChar w:fldCharType="begin"/>
+      </w:r>
+      <w:r>
+        <w:instrText xml:space="preserve"> SEQ Equation \* ARABIC </w:instrText>
+      </w:r>
+      <w:r>
+        <w:fldChar w:fldCharType="separate"/>
+      </w:r>
+      <w:r>
+        <w:t>2</w:t>
+      </w:r>
+      <w:r>
+        <w:fldChar w:fldCharType="end"/>
+      </w:r>
       <w:r>
         <w:t>)</w:t>
       </w:r>
@@ -2643,11 +2627,21 @@
       <w:r>
         <w:t>(</w:t>
       </w:r>
-      <w:fldSimple w:instr=" SEQ Equation \* ARABIC ">
-        <w:r>
-          <w:t>3</w:t>
-        </w:r>
-      </w:fldSimple>
+      <w:r>
+        <w:fldChar w:fldCharType="begin"/>
+      </w:r>
+      <w:r>
+        <w:instrText xml:space="preserve"> SEQ Equation \* ARABIC </w:instrText>
+      </w:r>
+      <w:r>
+        <w:fldChar w:fldCharType="separate"/>
+      </w:r>
+      <w:r>
+        <w:t>3</w:t>
+      </w:r>
+      <w:r>
+        <w:fldChar w:fldCharType="end"/>
+      </w:r>
       <w:r>
         <w:t>)</w:t>
       </w:r>
@@ -2673,13 +2667,7 @@
         <w:fldChar w:fldCharType="end"/>
       </w:r>
       <w:r>
-        <w:t xml:space="preserve"> because storage deployment is much smaller and more uneven at the ZIP level, so the larger denominator keeps the raw rate in a more interpretable range before transformation. In supplementary analysis, </w:t>
-      </w:r>
-      <w:r>
-        <w:t>we</w:t>
-      </w:r>
-      <w:r>
-        <w:t xml:space="preserve"> also examine more disaggregated charging outcomes, including Level 1, Level 2, and DC fast chargers separately, along with a wind-capacity outcome used mainly as contextual comparison. The core paper, however, focuses on the three outcomes above.</w:t>
+        <w:t xml:space="preserve"> because storage deployment is much smaller and more uneven at the ZIP level, so the larger denominator keeps the raw rate in a more interpretable range before transformation. In supplementary analysis, we also examine more disaggregated charging outcomes, including Level 1, Level 2, and DC fast chargers separately, along with a wind-capacity outcome used mainly as contextual comparison. The core paper, however, focuses on the three outcomes above.</w:t>
       </w:r>
     </w:p>
     <w:p>
@@ -2703,22 +2691,12 @@
     </w:p>
     <w:p>
       <w:r>
-        <w:t xml:space="preserve">The main explanatory variables fall into two groups: racial/ethnic composition and socioeconomic status. The race/ethnicity variables are ZCTA-level shares of the population identifying as Black, Hispanic/Latino, and Asian. These variables are included to test whether DER deployment differs systematically across communities in ways that are not fully explained by socioeconomic conditions alone. For descriptive LOWESS plots, </w:t>
-      </w:r>
-      <w:r>
-        <w:t>we</w:t>
-      </w:r>
-      <w:r>
-        <w:t xml:space="preserve"> also </w:t>
-      </w:r>
-      <w:r>
-        <w:lastRenderedPageBreak/>
-        <w:t>summarize these patterns using a combined non-white share, but the regressions keep the disaggregated race variables to avoid collapsing distinct demographic patterns into one coefficient.</w:t>
+        <w:t>The main explanatory variables fall into two groups: racial/ethnic composition and socioeconomic status. The race/ethnicity variables are ZCTA-level shares of the population identifying as Black, Hispanic/Latino, and Asian. We include these variables to test whether DER deployment differs systematically across communities in ways not fully explained by socioeconomic conditions alone. For descriptive LOWESS plots, we also summarize these patterns using a combined non-white share, but the regressions keep the disaggregated race variables to avoid collapsing distinct demographic patterns into one coefficient.</w:t>
       </w:r>
     </w:p>
     <w:p>
       <w:r>
-        <w:t>The socioeconomic variables are intended to proxy for adoption capacity and broader social advantage. The core measures are log median household income and poverty rate. Additional socioeconomic variables used in extended specifications include percent bachelor’s degree or higher and log median housing value. Education is therefore treated primarily as a control rather than as the paper’s headline predictor: it captures information, housing-market position, and adoption capacity that overlap with income, but the central research question is whether race remains statistically associated with DER deployment after those proxies are included.</w:t>
+        <w:t>The socioeconomic variables are intended to proxy for adoption capacity and broader social advantage. The core measures are log median household income and poverty rate. Additional socioeconomic variables used in extended specifications include percent bachelor’s degree or higher and log median housing value. Education is therefore treated primarily as a control rather than as the paper’s headline predictor: it captures information, housing-market position, and adoption capacity that overlap with income.</w:t>
       </w:r>
     </w:p>
     <w:p>
@@ -2736,69 +2714,34 @@
       </w:pPr>
       <w:bookmarkStart w:id="21" w:name="_Ref_sec_m_controls"/>
       <w:r>
+        <w:lastRenderedPageBreak/>
         <w:t>Contextual Controls</w:t>
       </w:r>
       <w:bookmarkEnd w:id="21"/>
     </w:p>
     <w:p>
       <w:r>
-        <w:t xml:space="preserve">We include several categories of place-based controls to account for non-demographic factors that may shape DER deployment. First, </w:t>
-      </w:r>
-      <w:r>
-        <w:t>we</w:t>
-      </w:r>
-      <w:r>
-        <w:t xml:space="preserve"> include climate and resource controls. Baseline models use heating and cooling degree days to capture broad climatic differences across California. Alternative specifications use more technology-specific contextual variables, including global horizontal irradiance for solar PV and wind speed measures for wind-related outcomes. Temperature controls are also used in some robustness checks.</w:t>
+        <w:t>We include several categories of place-based controls to account for non-demographic factors that may shape DER deployment. First, we include climate and resource controls. Baseline models use heating and cooling degree days to capture broad climatic differences across California. Alternative specifications use more technology-specific contextual variables, including global horizontal irradiance for solar PV and wind speed measures for wind-related outcomes. Temperature controls are also used in some robustness checks.</w:t>
       </w:r>
     </w:p>
     <w:p>
       <w:r>
-        <w:t xml:space="preserve">Second, </w:t>
-      </w:r>
-      <w:r>
-        <w:t>we</w:t>
-      </w:r>
-      <w:r>
-        <w:t xml:space="preserve"> include institutional controls through utility territory fixed effects. Utility territories matter because rates, interconnection processes, incentive administration, and historical investment can differ substantially across service areas. Including utility fixed effects helps isolate within-utility differences in deployment.</w:t>
+        <w:t>Second, we include institutional controls through utility territory fixed effects. Utility territories matter because rates, interconnection processes, incentive administration, and historical investment can differ substantially across service areas. Including utility fixed effects helps isolate within-utility differences in deployment.</w:t>
       </w:r>
     </w:p>
     <w:p>
       <w:r>
-        <w:t xml:space="preserve">Third, </w:t>
-      </w:r>
-      <w:r>
-        <w:t>we</w:t>
-      </w:r>
-      <w:r>
-        <w:t xml:space="preserve"> include broader geographic controls in selected specifications, including total population, latitude and longitude, and county-based adjustments. These help account for large-scale regional gradients and spatially correlated unobservables. When </w:t>
-      </w:r>
-      <w:r>
-        <w:t>we</w:t>
-      </w:r>
-      <w:r>
-        <w:t xml:space="preserve"> refer below to county-clustered standard errors, </w:t>
-      </w:r>
-      <w:r>
-        <w:t>we</w:t>
-      </w:r>
-      <w:r>
-        <w:t xml:space="preserve"> mean that inference is adjusted for within-county error correlation rather than assuming each ZCTA contributes an independent disturbance.</w:t>
+        <w:t>Third, we include broader geographic controls in selected specifications, including total population, latitude and longitude, and county-based adjustments. These help account for large-scale regional gradients and spatially correlated unobservables. When we refer below to county-clustered standard errors, we mean that inference is adjusted for within-county error correlation rather than assuming each ZCTA contributes an independent disturbance.</w:t>
       </w:r>
     </w:p>
     <w:p>
       <w:r>
-        <w:t xml:space="preserve">Fourth, </w:t>
-      </w:r>
-      <w:r>
-        <w:t>we</w:t>
-      </w:r>
-      <w:r>
-        <w:t xml:space="preserve"> include electricity demand and infrastructure-context controls in later models. Annual electricity consumption serves as a proxy for underlying load and commercial activity, especially relevant for EV charging. Existing plant, wind, and storage assets are used as installed-energy-context proxies. They are informative about the local energy landscape, but they are not full direct measures of grid infrastructure, feeder capacity, or hosting capacity.</w:t>
+        <w:t>Fourth, we include electricity demand and infrastructure-context controls in later models. Annual electricity consumption serves as a proxy for underlying load and commercial activity, especially relevant for EV charging. Existing plant, wind, and storage assets are used as installed-energy-context proxies. They are informative about the local energy landscape, but they are not direct measures of grid infrastructure, feeder capacity, or hosting capacity.</w:t>
       </w:r>
     </w:p>
     <w:p>
       <w:r>
-        <w:t>The resource control differs by outcome by design rather than by oversight. Each technology takes the physical suitability measure that governs it: global horizontal irradiance for photovoltaics, heating and cooling degree days for storage and charging, and hub-height wind speed for wind. Holding one common resource control across all three would mis-specify at least two of them. Because the control differs, cross-technology comparison rests on the standardized scale and on the nested ladder, in which the control is held fixed within each outcome, rather than on an identical right-hand side.</w:t>
+        <w:t>Resource control differs by outcome, with each technology using the physical suitability measure that governs it: global horizontal irradiance for photovoltaics, heating and cooling degree days for storage and charging, and hub-height wind speed for wind. Holding one common resource control across all three would mis-specify at least two of them. Because the control differs, cross-technology comparison rests on the standardized scale and on the nested ladder, in which the control is held fixed within each outcome, rather than on an identical right-hand side.</w:t>
       </w:r>
     </w:p>
     <w:p>
@@ -2832,22 +2775,7 @@
           <w:rFonts w:ascii="Cambria Math" w:hAnsi="Cambria Math"/>
           <w:sz w:val="18"/>
         </w:rPr>
-        <w:lastRenderedPageBreak/>
-        <w:t>y_z = β₀ + β₁ Income_z + β₂ Black_z + β₃ Hispanic_z + β₄ Asian_z</w:t>
-      </w:r>
-      <w:r>
-        <w:rPr>
-          <w:rFonts w:ascii="Cambria Math" w:hAnsi="Cambria Math"/>
-          <w:sz w:val="18"/>
-        </w:rPr>
-        <w:t xml:space="preserve"> </w:t>
-      </w:r>
-      <w:r>
-        <w:rPr>
-          <w:rFonts w:ascii="Cambria Math" w:hAnsi="Cambria Math"/>
-          <w:sz w:val="18"/>
-        </w:rPr>
-        <w:t xml:space="preserve">+ β₅ Poverty_z + γX_z + ε_z                                        </w:t>
+        <w:t xml:space="preserve">y_z = β₀ + β₁ Income_z + β₂ Black_z + β₃ Hispanic_z + β₄ Asian_z + β₅ Poverty_z + γX_z + ε_z                                        </w:t>
       </w:r>
       <w:bookmarkStart w:id="23" w:name="_Ref_eq_baseline"/>
       <w:r>
@@ -2942,37 +2870,22 @@
       </w:r>
     </w:p>
     <w:p>
-      <w:r>
-        <w:t xml:space="preserve">Rather than relying on one preferred specification, </w:t>
-      </w:r>
-      <w:r>
-        <w:t>we</w:t>
-      </w:r>
-      <w:r>
-        <w:t xml:space="preserve"> estimate a model series. This matters because the paper is not only asking whether disparities appear in one model, but whether they persist as progressively richer controls are introduced. The modeling objective is therefore coefficient stability and interpretability across related specifications, not selection of a single best predictive model.</w:t>
-      </w:r>
-    </w:p>
-    <w:p>
       <w:pPr>
         <w:pStyle w:val="Heading2"/>
       </w:pPr>
       <w:r>
+        <w:lastRenderedPageBreak/>
         <w:t>Model series and nested cumulative ladder</w:t>
       </w:r>
     </w:p>
     <w:p>
       <w:r>
-        <w:t>We estimate two complementary families of specifications. The first is a model series: each specification varies exactly one control block against a fixed core of income, race and ethnicity shares, poverty rate and the outcome-specific resource control. The blocks are education, housing value, housing structure, tenure, alternative climate and resource measures, centered income-by-race interactions, utility fixed effects, geographic controls, infrastructure context and an electricity-demand proxy. These are siblings rather than rungs — some swap a control rather than adding one — so the series answers which single block moves which coefficient, not whether the blocks jointly absorb an effect. Full specifications and coefficient tables are in Supplementary Table S18.</w:t>
+        <w:t>We estimate two complementary families of specifications. The first is a model series: each specification varies exactly one control block against a fixed core of income, race and ethnicity shares, poverty rate and the outcome-specific resource control. The blocks are education, housing value, housing structure, tenure, alternative climate and resource measures, centered income-by-race interactions, utility fixed effects, geographic controls, infrastructure context and an electricity-demand proxy. The series answers which single block moves which coefficient, not whether the blocks jointly absorb an effect. Full specifications and coefficient tables are in Supplementary Table S18.</w:t>
       </w:r>
     </w:p>
     <w:p>
       <w:r>
-        <w:t>The second is a genuinely nested cumulative ladder in which each rung is a strict superset of the last: C1 adds nothing to the core; C2 adds educational attainment and median housing value; C3 adds ACS B25024 housing structure and B25003 tenure; C4 adds utility fixed effects; and C5 adds county fixed effects with county-clustered standard errors, dropping the ZCTA-level climate control that county fixed effects very nearly absorb. County and utility fixed effects are not stacked with climate in one design matrix. All rungs are fitted on one intersected, listwise-deleted sample — rows non-missing on every variable used anywhere in the ladder, plus the minimum cluster-size filter — so N and cluster count are identical at every rung and coefficient movement reflects controls alone. A separate model adds the electricity-demand proxy and infrastructure capacity; these sit on the causal path from income and race to adoption, so conditioning on them estimates a direct rather than a total effect and it is reported only as a conservative lower bound. Interactions are kept out of the cumulative ladder.</w:t>
-      </w:r>
-    </w:p>
-    <w:p>
-      <w:r>
-        <w:t>Two further robustness families accompany the ladder. A specification curve fits every subset of the six confounder blocks — 48 of the 64 combinations, excluding those that stack county and utility fixed effects together — and records, for each focal term, in how many specifications it is significant and same-signed as the median. Oster δ bounds compare the core specification with the saturated one, with R²max set to 1.3 times the saturated R², capped at one; δ is reported only where adding controls attenuates the coefficient, since the bound is not interpretable otherwise.</w:t>
+        <w:t>The second is a nested cumulative ladder in which each rung is a strict superset of the last: C1 adds nothing to the core; C2 adds educational attainment and median housing value; C3 adds ACS housing structure and tenure; C4 adds utility fixed effects; and C5 adds county fixed effects with county-clustered standard errors, dropping the ZCTA-level climate control that county fixed effects very nearly absorb. County and utility fixed effects are not stacked with climate in one design matrix. The model uses rows that exist on every variable used anywhere in the ladder, plus the minimum cluster-size filter, so N and cluster count are identical at every rung and coefficient movement reflects controls alone. A separate model adds the electricity-demand proxy and infrastructure capacity. Two further robustness families accompany the ladder. A specification curve fits every subset of the six confounder blocks — 48 of the 64 combinations, excluding those that stack county and utility fixed effects together — and records, for each focal term, in how many specifications it is significant and same-signed as the median. Oster δ bounds compare the core specification with the saturated one, with R² max set to 1.3 times the saturated R², capped at one; δ is reported only where adding controls attenuates the coefficient, since the bound is not interpretable otherwise.</w:t>
       </w:r>
     </w:p>
     <w:p>
@@ -2985,7 +2898,6 @@
       </w:pPr>
       <w:bookmarkStart w:id="24" w:name="_Ref_sec_m_estimation"/>
       <w:r>
-        <w:lastRenderedPageBreak/>
         <w:t>Estimation and Inference</w:t>
       </w:r>
       <w:bookmarkEnd w:id="24"/>
@@ -3012,13 +2924,7 @@
     </w:p>
     <w:p>
       <w:r>
-        <w:t xml:space="preserve">In addition to the main regression ladder, </w:t>
-      </w:r>
-      <w:r>
-        <w:t>we</w:t>
-      </w:r>
-      <w:r>
-        <w:t xml:space="preserve"> conduct several supporting checks. We examine variance inflation factors (VIFs) to monitor multicollinearity across specifications (</w:t>
+        <w:t>In addition to the main regression ladder, we conduct several supporting checks. We examine variance inflation factors (VIFs) to monitor multicollinearity across specifications (</w:t>
       </w:r>
       <w:r>
         <w:fldChar w:fldCharType="begin"/>
@@ -3167,18 +3073,16 @@
         <w:fldChar w:fldCharType="end"/>
       </w:r>
       <w:r>
-        <w:t>), especially once multiple SES and contextual controls are introduced. We retain predictors when they correspond to substantively distinct constructs that are central to the modeling objective rather than treating any moderate VIF increase as evidence that the model is unusable. The relevant question for this paper is therefore whether the coefficients of interest remain interpretable and stable, not whether every rich specification minimizes collinearity by design.</w:t>
+        <w:t xml:space="preserve">), especially once multiple SES and contextual controls are introduced. We retain predictors when they correspond to substantively distinct constructs that are </w:t>
+      </w:r>
+      <w:r>
+        <w:lastRenderedPageBreak/>
+        <w:t>central to the modeling objective rather than treating any moderate VIF increase as evidence that the model is unusable. The relevant question for this paper is therefore whether the coefficients of interest remain interpretable and stable, not whether every rich specification minimizes collinearity by design.</w:t>
       </w:r>
     </w:p>
     <w:p>
       <w:r>
-        <w:t xml:space="preserve">In exploratory analysis, </w:t>
-      </w:r>
-      <w:r>
-        <w:t>we</w:t>
-      </w:r>
-      <w:r>
-        <w:t xml:space="preserve"> compare linear specifications to more flexible predictive models, including polynomial regression, random forest, and gradient-boosted trees, using cross-validation (</w:t>
+        <w:t>In exploratory analysis, we compare linear specifications to more flexible predictive models, including polynomial regression, random forest, and gradient-boosted trees, using cross-validation (</w:t>
       </w:r>
       <w:r>
         <w:fldChar w:fldCharType="begin"/>
@@ -3232,7 +3136,7 @@
         <w:fldChar w:fldCharType="end"/>
       </w:r>
       <w:r>
-        <w:t>). These models are not the basis for the paper’s main claims. Instead, they serve as a diagnostic check on whether simple linear models are missing strong nonlinear structure. The substantive conclusions remain grounded in the interpretable OLS results.</w:t>
+        <w:t>). These models are not the basis for the paper’s main claims. Instead, they serve as a diagnostic check for whether simple linear models miss strong nonlinear structure. The substantive conclusions or main real-world takeaways are directly supported by the interpretable OLS results.</w:t>
       </w:r>
     </w:p>
     <w:p>
@@ -3242,11 +3146,7 @@
     </w:p>
     <w:p>
       <w:r>
-        <w:t xml:space="preserve">The per-capita energy affordability gap is the California Energy Commission affordability-gap series divided by ZCTA population, entered as log(1 + gap per capita). Its distribution is severely skewed — median about $75, maximum above $236,000, with the top 100 ZCTAs accounting for 92 percent of the statewide total — which we attribute to error in the source series. Main-text affordability estimates exclude the 134 ZCTAs above $1,000 per capita; full-sample estimates are in Supplementary Table S12. Mean energy burden in the matched sample is </w:t>
-      </w:r>
-      <w:r>
-        <w:lastRenderedPageBreak/>
-        <w:t>about 2.2 percent, below commonly cited household energy-burden estimates because the Commission series covers electricity costs rather than total household energy expenditure, and it should be read as a relative affordability-stress index rather than a total-burden measure.</w:t>
+        <w:t>The per-capita energy affordability gap is the California Energy Commission affordability-gap series divided by ZCTA population, entered as log(1 + gap per capita). Its distribution is severely skewed — median about $75, maximum above $236,000, with the top 100 ZCTAs accounting for 92 percent of the statewide total — which we attribute to error in the source series. Main-text affordability estimates exclude the 134 ZCTAs above $1,000 per capita; full-sample estimates are in Supplementary Table S12. Mean energy burden in the matched sample is about 2.2 percent, below commonly cited household energy-burden estimates because the Commission series covers electricity costs rather than total household energy expenditure, and it should be read as a relative affordability-stress index rather than a total-burden measure.</w:t>
       </w:r>
     </w:p>
     <w:p>
@@ -3267,12 +3167,12 @@
     </w:p>
     <w:p>
       <w:r>
-        <w:t>This study identifies area-level conditional associations, not causal effects (Methods). Area-level housing structure and tenure are observed in Models 2C and 2D, but unmeasured confounding may remain around household tenancy, roof suitability, installer availability, local permitting, program participation, and technology-specific incentive access.</w:t>
+        <w:t>This study identifies area-level conditional associations, not causal effects. Area-level housing structure and tenure are observed in Models 2C and 2D, but unmeasured confounding may remain around household tenancy, roof suitability, installer availability, local permitting, program participation, and technology-specific incentive access.</w:t>
       </w:r>
     </w:p>
     <w:p>
       <w:r>
-        <w:t>The use of ZCTA geography is a practical strength for harmonizing multiple datasets, but it also introduces limitations. ZCTAs can blur substantial within-area heterogeneity, and ecological inference problems remain. The analysis therefore cannot describe the behavior of individual households or residents. In addition, some raw source files required spatial assignment from latitude and longitude, manual ZIP corrections, or source-specific cleaning decisions, all of which may introduce measurement error. For EV chargers specifically, rows without valid source ZIPs are excluded from ZCTA outcomes rather than rescued from coordinates (see Dataset construction), so the charger outcomes should be interpreted as valid-source-ZIP charger records.</w:t>
+        <w:t>Additionally, using ZCTA geography is a practical strength for harmonizing multiple datasets, but it also introduces limitations. ZCTAs can blur substantial within-area heterogeneity, and ecological inference problems remain. The analysis therefore cannot describe the behavior of individual households or residents. In addition, some raw source files required spatial assignment from latitude and longitude, manual ZIP corrections, or source-specific cleaning decisions, all of which may introduce measurement error. For EV chargers specifically, rows without valid source ZIPs are excluded from ZCTA outcomes rather than rescued from coordinates (see Dataset construction), so the charger outcomes should be interpreted as valid-source-ZIP charger records.</w:t>
       </w:r>
       <w:r>
         <w:fldChar w:fldCharType="begin"/>
@@ -3294,12 +3194,13 @@
     </w:p>
     <w:p>
       <w:r>
+        <w:lastRenderedPageBreak/>
         <w:t>Finally, the paper is a California 2023 cross-sectional snapshot. The results may not generalize mechanically to other states, years, or regulatory contexts. Future work would benefit from longitudinal analysis, property- or household-level tenancy and roof-suitability measures, direct data on technology-specific access mechanisms, and place-based measures such as transit and corridor intensity.</w:t>
       </w:r>
     </w:p>
     <w:p>
       <w:r>
-        <w:t>The Supplementary Information reports the specifications and robustness evidence behind these results as thirteen Notes. Supplementary Note S1 defines every specification in the model series and traces each coefficient across it (Supplementary Figs. S1 to S3, Supplementary Table S1); Note S2 the nested cumulative ladder; Note S3 the specification curve (Supplementary Fig. S5); Note S4 the Oster bounds (Supplementary Table S7); and Note S5 the alternative functional form, weighting and spatial specifications (Supplementary Table S9). Note S6 reports the housing-attenuation coefficients, Note S7 the descriptive gradients and raw distributions (Supplementary Figs. S6 to S8), Note S8 the exploratory neighborhood typology (Supplementary Fig. S9, Supplementary Table S16), Note S9 the energy-burden and affordability models (Supplementary Figs. S10 to S12), and Note S10 the wind comparison (Supplementary Fig. S13). Note S11 reports the cross-validated predictive model comparisons and spatial residual maps (Supplementary Figs. S14 to S17); Note S12 the multicollinearity, spatial-autocorrelation and spatially robust standard-error diagnostics (Supplementary Tables S17 to S19); and Note S13 the data-construction decisions, including zero shares by outcome, the storage customer-sector sensitivity, variable definitions and summary statistics (Supplementary Tables S12 to S15).</w:t>
+        <w:t>The supplementary information reports the specifications and robustness evidence behind these results as thirteen notes. Supplementary Note S1 defines every specification in the model series and traces each coefficient across it (Supplementary Figs. S1 to S3, Supplementary Table S1); Note S2 the nested cumulative ladder; Note S3 the specification curve (Supplementary Fig. S5); Note S4 the Oster bounds (Supplementary Table S7); and Note S5 the alternative functional form, weighting and spatial specifications (Supplementary Table S9). Note S6 reports the housing-attenuation coefficients, Note S7 the descriptive gradients and raw distributions (Supplementary Figs. S6 to S8), Note S8 the exploratory neighborhood typology (Supplementary Fig. S9, Supplementary Table S16), Note S9 the energy-burden and affordability models (Supplementary Figs. S10 to S12), and Note S10 the wind comparison (Supplementary Fig. S13). Note S11 reports the cross-validated predictive model comparisons and spatial residual maps (Supplementary Figs. S14 to S17); Note S12 the multicollinearity, spatial-autocorrelation and spatially robust standard-error diagnostics (Supplementary Tables S17 to S19); and Note S13 the data-construction decisions, including zero shares by outcome, the storage customer-sector sensitivity, variable definitions and summary statistics (Supplementary Tables S12 to S15).</w:t>
       </w:r>
     </w:p>
     <w:p>
@@ -3320,7 +3221,6 @@
         <w:pStyle w:val="Heading1"/>
       </w:pPr>
       <w:r>
-        <w:lastRenderedPageBreak/>
         <w:t>Code availability</w:t>
       </w:r>
     </w:p>
@@ -3391,7 +3291,6 @@
             <w:autoSpaceDE w:val="0"/>
             <w:autoSpaceDN w:val="0"/>
             <w:ind w:hanging="640"/>
-            <w:divId w:val="1927960972"/>
             <w:rPr>
               <w:rFonts w:eastAsia="Times New Roman" w:cs="Times New Roman"/>
               <w:color w:val="000000"/>
@@ -3419,7 +3318,6 @@
             <w:autoSpaceDE w:val="0"/>
             <w:autoSpaceDN w:val="0"/>
             <w:ind w:hanging="640"/>
-            <w:divId w:val="832456146"/>
             <w:rPr>
               <w:rFonts w:eastAsia="Times New Roman" w:cs="Times New Roman"/>
               <w:color w:val="000000"/>
@@ -3431,6 +3329,7 @@
               <w:rFonts w:eastAsia="Times New Roman" w:cs="Times New Roman"/>
               <w:color w:val="000000"/>
             </w:rPr>
+            <w:lastRenderedPageBreak/>
             <w:t>[2]D. A. Sunter, S. Castellanos, and D. M. Kammen, “Disparities in rooftop photovoltaics deployment in the United States by race and ethnicity,” Nat. Sustain., vol. 2, no. 1, pp. 71–76, Jan. 2019, doi:10.1038/s41893-018-0204-z.</w:t>
           </w:r>
           <w:r>
@@ -3448,7 +3347,6 @@
             <w:autoSpaceDE w:val="0"/>
             <w:autoSpaceDN w:val="0"/>
             <w:ind w:hanging="640"/>
-            <w:divId w:val="246692011"/>
             <w:rPr>
               <w:rFonts w:eastAsia="Times New Roman" w:cs="Times New Roman"/>
               <w:color w:val="000000"/>
@@ -3477,7 +3375,6 @@
             <w:autoSpaceDE w:val="0"/>
             <w:autoSpaceDN w:val="0"/>
             <w:ind w:hanging="640"/>
-            <w:divId w:val="65810408"/>
             <w:rPr>
               <w:rFonts w:eastAsia="Times New Roman" w:cs="Times New Roman"/>
               <w:color w:val="000000"/>
@@ -3506,7 +3403,6 @@
             <w:autoSpaceDE w:val="0"/>
             <w:autoSpaceDN w:val="0"/>
             <w:ind w:hanging="640"/>
-            <w:divId w:val="177813034"/>
             <w:rPr>
               <w:rFonts w:eastAsia="Times New Roman" w:cs="Times New Roman"/>
               <w:color w:val="000000"/>
@@ -3535,7 +3431,6 @@
             <w:autoSpaceDE w:val="0"/>
             <w:autoSpaceDN w:val="0"/>
             <w:ind w:hanging="640"/>
-            <w:divId w:val="512375084"/>
             <w:rPr>
               <w:rFonts w:eastAsia="Times New Roman" w:cs="Times New Roman"/>
               <w:color w:val="000000"/>
@@ -3564,7 +3459,6 @@
             <w:autoSpaceDE w:val="0"/>
             <w:autoSpaceDN w:val="0"/>
             <w:ind w:hanging="640"/>
-            <w:divId w:val="332071241"/>
             <w:rPr>
               <w:rFonts w:eastAsia="Times New Roman" w:cs="Times New Roman"/>
               <w:color w:val="000000"/>
@@ -3592,7 +3486,6 @@
             <w:autoSpaceDE w:val="0"/>
             <w:autoSpaceDN w:val="0"/>
             <w:ind w:hanging="640"/>
-            <w:divId w:val="977800147"/>
             <w:rPr>
               <w:rFonts w:eastAsia="Times New Roman" w:cs="Times New Roman"/>
               <w:color w:val="000000"/>
@@ -3621,7 +3514,6 @@
             <w:autoSpaceDE w:val="0"/>
             <w:autoSpaceDN w:val="0"/>
             <w:ind w:hanging="640"/>
-            <w:divId w:val="7680994"/>
             <w:rPr>
               <w:rFonts w:eastAsia="Times New Roman" w:cs="Times New Roman"/>
               <w:color w:val="000000"/>
@@ -3633,7 +3525,6 @@
               <w:rFonts w:eastAsia="Times New Roman" w:cs="Times New Roman"/>
               <w:color w:val="000000"/>
             </w:rPr>
-            <w:lastRenderedPageBreak/>
             <w:t>[9]T. Light, E. McIntosh, and O. Stephenson, “Advancing Equity in Access to Distributed Energy Resources in California,” Journal of Science Policy &amp; Governance, 2022, doi:10.38126/jspg200106.</w:t>
           </w:r>
           <w:r>
@@ -3651,7 +3542,6 @@
             <w:autoSpaceDE w:val="0"/>
             <w:autoSpaceDN w:val="0"/>
             <w:ind w:hanging="640"/>
-            <w:divId w:val="1398741142"/>
             <w:rPr>
               <w:rFonts w:eastAsia="Times New Roman" w:cs="Times New Roman"/>
               <w:color w:val="000000"/>
@@ -3680,7 +3570,6 @@
             <w:autoSpaceDE w:val="0"/>
             <w:autoSpaceDN w:val="0"/>
             <w:ind w:hanging="640"/>
-            <w:divId w:val="205682073"/>
             <w:rPr>
               <w:rFonts w:eastAsia="Times New Roman" w:cs="Times New Roman"/>
               <w:color w:val="000000"/>
@@ -3709,7 +3598,6 @@
             <w:autoSpaceDE w:val="0"/>
             <w:autoSpaceDN w:val="0"/>
             <w:ind w:hanging="640"/>
-            <w:divId w:val="1253735744"/>
             <w:rPr>
               <w:rFonts w:eastAsia="Times New Roman" w:cs="Times New Roman"/>
               <w:color w:val="000000"/>
@@ -3738,7 +3626,6 @@
             <w:autoSpaceDE w:val="0"/>
             <w:autoSpaceDN w:val="0"/>
             <w:ind w:hanging="640"/>
-            <w:divId w:val="511528959"/>
             <w:rPr>
               <w:rFonts w:eastAsia="Times New Roman" w:cs="Times New Roman"/>
               <w:color w:val="000000"/>
@@ -3766,7 +3653,6 @@
             <w:autoSpaceDE w:val="0"/>
             <w:autoSpaceDN w:val="0"/>
             <w:ind w:hanging="640"/>
-            <w:divId w:val="1284649049"/>
             <w:rPr>
               <w:rFonts w:eastAsia="Times New Roman" w:cs="Times New Roman"/>
               <w:color w:val="000000"/>
@@ -3795,7 +3681,6 @@
             <w:autoSpaceDE w:val="0"/>
             <w:autoSpaceDN w:val="0"/>
             <w:ind w:hanging="640"/>
-            <w:divId w:val="1907180809"/>
             <w:rPr>
               <w:rFonts w:eastAsia="Times New Roman" w:cs="Times New Roman"/>
               <w:color w:val="000000"/>
@@ -3824,7 +3709,6 @@
             <w:autoSpaceDE w:val="0"/>
             <w:autoSpaceDN w:val="0"/>
             <w:ind w:hanging="640"/>
-            <w:divId w:val="3824811"/>
             <w:rPr>
               <w:rFonts w:eastAsia="Times New Roman" w:cs="Times New Roman"/>
               <w:color w:val="000000"/>
@@ -3853,7 +3737,6 @@
             <w:autoSpaceDE w:val="0"/>
             <w:autoSpaceDN w:val="0"/>
             <w:ind w:hanging="640"/>
-            <w:divId w:val="1290358837"/>
             <w:rPr>
               <w:rFonts w:eastAsia="Times New Roman" w:cs="Times New Roman"/>
               <w:color w:val="000000"/>
@@ -3865,6 +3748,7 @@
               <w:rFonts w:eastAsia="Times New Roman" w:cs="Times New Roman"/>
               <w:color w:val="000000"/>
             </w:rPr>
+            <w:lastRenderedPageBreak/>
             <w:t>[17]L. Ge, T. Du, C. Li, Y. Li, J. Yan, and M. U. Rafiq, “Virtual Collection for Distributed Photovoltaic Data: Challenges, Methodologies, and Applications,” 2022. doi:10.3390/en15238783.</w:t>
           </w:r>
           <w:r>
@@ -4044,7 +3928,6 @@
           <w:rFonts w:eastAsia="Times New Roman" w:cs="Times New Roman"/>
           <w:color w:val="000000"/>
         </w:rPr>
-        <w:lastRenderedPageBreak/>
         <w:t>[24]U.S. Energy Information Administration, "Power plants," 2023. [Online]. Available: https://atlas.eia.gov/datasets/eia::power-plants/explore</w:t>
       </w:r>
       <w:r>
@@ -4177,6 +4060,7 @@
       <w:hyperlink r:id="rId42" w:history="1"/>
       <w:bookmarkEnd w:id="54"/>
     </w:p>
+    <w:p/>
     <w:sectPr>
       <w:pgSz w:w="12240" w:h="15840"/>
       <w:pgMar w:top="1080" w:right="1080" w:bottom="1080" w:left="1080" w:header="720" w:footer="720" w:gutter="0"/>
@@ -4313,13 +4197,13 @@
 
 <file path=word/commentsExtended.xml><?xml version="1.0" encoding="utf-8"?>
 <w15:commentsEx xmlns:wpc="http://schemas.microsoft.com/office/word/2010/wordprocessingCanvas" xmlns:cx="http://schemas.microsoft.com/office/drawing/2014/chartex" xmlns:cx1="http://schemas.microsoft.com/office/drawing/2015/9/8/chartex" xmlns:cx2="http://schemas.microsoft.com/office/drawing/2015/10/21/chartex" xmlns:cx3="http://schemas.microsoft.com/office/drawing/2016/5/9/chartex" xmlns:cx4="http://schemas.microsoft.com/office/drawing/2016/5/10/chartex" xmlns:cx5="http://schemas.microsoft.com/office/drawing/2016/5/11/chartex" xmlns:cx6="http://schemas.microsoft.com/office/drawing/2016/5/12/chartex" xmlns:cx7="http://schemas.microsoft.com/office/drawing/2016/5/13/chartex" xmlns:cx8="http://schemas.microsoft.com/office/drawing/2016/5/14/chartex" xmlns:mc="http://schemas.openxmlformats.org/markup-compatibility/2006" xmlns:m="http://schemas.openxmlformats.org/officeDocument/2006/math" xmlns:aink="http://schemas.microsoft.com/office/drawing/2016/ink" xmlns:am3d="http://schemas.microsoft.com/office/drawing/2017/model3d" xmlns:oel="http://schemas.microsoft.com/office/2019/extlst" xmlns:r="http://schemas.openxmlformats.org/officeDocument/2006/relationships" xmlns:wp14="http://schemas.microsoft.com/office/word/2010/wordprocessingDrawing" xmlns:wp="http://schemas.openxmlformats.org/drawingml/2006/wordprocessingDrawing" xmlns:wpg="http://schemas.microsoft.com/office/word/2010/wordprocessingGroup" xmlns:wpi="http://schemas.microsoft.com/office/word/2010/wordprocessingInk" xmlns:wps="http://schemas.microsoft.com/office/word/2010/wordprocessingShape" xmlns:o="urn:schemas-microsoft-com:office:office" xmlns:v="urn:schemas-microsoft-com:vml" xmlns:w10="urn:schemas-microsoft-com:office:word" xmlns:w="http://schemas.openxmlformats.org/wordprocessingml/2006/main" xmlns:w14="http://schemas.microsoft.com/office/word/2010/wordml" xmlns:w15="http://schemas.microsoft.com/office/word/2012/wordml" xmlns:w16cex="http://schemas.microsoft.com/office/word/2018/wordml/cex" xmlns:w16cid="http://schemas.microsoft.com/office/word/2016/wordml/cid" xmlns:w16="http://schemas.microsoft.com/office/word/2018/wordml" xmlns:w16sdtdh="http://schemas.microsoft.com/office/word/2020/wordml/sdtdatahash" xmlns:w16sdtfl="http://schemas.microsoft.com/office/word/2024/wordml/sdtformatlock" xmlns:w16se="http://schemas.microsoft.com/office/word/2015/wordml/symex" xmlns:w16du="http://schemas.microsoft.com/office/word/2023/wordml/word16du" xmlns:wne="http://schemas.microsoft.com/office/word/2006/wordml" mc:Ignorable="w14 w15 w16se w16cid w16 w16cex w16sdtdh w16sdtfl w16du wp14">
-  <w15:commentEx w15:paraId="45566D52" w15:done="0"/>
-  <w15:commentEx w15:paraId="3513FA01" w15:done="0"/>
-  <w15:commentEx w15:paraId="645FDF5B" w15:done="0"/>
-  <w15:commentEx w15:paraId="0EEFD446" w15:done="0"/>
-  <w15:commentEx w15:paraId="755AE233" w15:done="0"/>
-  <w15:commentEx w15:paraId="5EACDD98" w15:done="0"/>
-  <w15:commentEx w15:paraId="01C845A3" w15:done="0"/>
+  <w15:commentEx w15:paraId="43549A5C" w15:done="0"/>
+  <w15:commentEx w15:paraId="1FB28FF1" w15:done="0"/>
+  <w15:commentEx w15:paraId="2048E632" w15:done="0"/>
+  <w15:commentEx w15:paraId="27B3D73E" w15:done="0"/>
+  <w15:commentEx w15:paraId="39553F83" w15:done="0"/>
+  <w15:commentEx w15:paraId="16726434" w15:done="0"/>
+  <w15:commentEx w15:paraId="3D7AC9AD" w15:done="0"/>
 </w15:commentsEx>
 </file>
 
@@ -4337,13 +4221,13 @@
 
 <file path=word/commentsIds.xml><?xml version="1.0" encoding="utf-8"?>
 <w16cid:commentsIds xmlns:wpc="http://schemas.microsoft.com/office/word/2010/wordprocessingCanvas" xmlns:cx="http://schemas.microsoft.com/office/drawing/2014/chartex" xmlns:cx1="http://schemas.microsoft.com/office/drawing/2015/9/8/chartex" xmlns:cx2="http://schemas.microsoft.com/office/drawing/2015/10/21/chartex" xmlns:cx3="http://schemas.microsoft.com/office/drawing/2016/5/9/chartex" xmlns:cx4="http://schemas.microsoft.com/office/drawing/2016/5/10/chartex" xmlns:cx5="http://schemas.microsoft.com/office/drawing/2016/5/11/chartex" xmlns:cx6="http://schemas.microsoft.com/office/drawing/2016/5/12/chartex" xmlns:cx7="http://schemas.microsoft.com/office/drawing/2016/5/13/chartex" xmlns:cx8="http://schemas.microsoft.com/office/drawing/2016/5/14/chartex" xmlns:mc="http://schemas.openxmlformats.org/markup-compatibility/2006" xmlns:m="http://schemas.openxmlformats.org/officeDocument/2006/math" xmlns:aink="http://schemas.microsoft.com/office/drawing/2016/ink" xmlns:am3d="http://schemas.microsoft.com/office/drawing/2017/model3d" xmlns:oel="http://schemas.microsoft.com/office/2019/extlst" xmlns:r="http://schemas.openxmlformats.org/officeDocument/2006/relationships" xmlns:wp14="http://schemas.microsoft.com/office/word/2010/wordprocessingDrawing" xmlns:wp="http://schemas.openxmlformats.org/drawingml/2006/wordprocessingDrawing" xmlns:wpg="http://schemas.microsoft.com/office/word/2010/wordprocessingGroup" xmlns:wpi="http://schemas.microsoft.com/office/word/2010/wordprocessingInk" xmlns:wps="http://schemas.microsoft.com/office/word/2010/wordprocessingShape" xmlns:o="urn:schemas-microsoft-com:office:office" xmlns:v="urn:schemas-microsoft-com:vml" xmlns:w10="urn:schemas-microsoft-com:office:word" xmlns:w="http://schemas.openxmlformats.org/wordprocessingml/2006/main" xmlns:w14="http://schemas.microsoft.com/office/word/2010/wordml" xmlns:w15="http://schemas.microsoft.com/office/word/2012/wordml" xmlns:w16cex="http://schemas.microsoft.com/office/word/2018/wordml/cex" xmlns:w16cid="http://schemas.microsoft.com/office/word/2016/wordml/cid" xmlns:w16="http://schemas.microsoft.com/office/word/2018/wordml" xmlns:w16sdtdh="http://schemas.microsoft.com/office/word/2020/wordml/sdtdatahash" xmlns:w16sdtfl="http://schemas.microsoft.com/office/word/2024/wordml/sdtformatlock" xmlns:w16se="http://schemas.microsoft.com/office/word/2015/wordml/symex" xmlns:w16du="http://schemas.microsoft.com/office/word/2023/wordml/word16du" xmlns:wne="http://schemas.microsoft.com/office/word/2006/wordml" mc:Ignorable="w14 w15 w16se w16cid w16 w16cex w16sdtdh w16sdtfl w16du wp14">
-  <w16cid:commentId w16cid:paraId="45566D52" w16cid:durableId="06CAA9E9"/>
-  <w16cid:commentId w16cid:paraId="3513FA01" w16cid:durableId="206963D5"/>
-  <w16cid:commentId w16cid:paraId="645FDF5B" w16cid:durableId="2698D22E"/>
-  <w16cid:commentId w16cid:paraId="0EEFD446" w16cid:durableId="01812446"/>
-  <w16cid:commentId w16cid:paraId="755AE233" w16cid:durableId="5F9988DC"/>
-  <w16cid:commentId w16cid:paraId="5EACDD98" w16cid:durableId="37A69DE0"/>
-  <w16cid:commentId w16cid:paraId="01C845A3" w16cid:durableId="55625292"/>
+  <w16cid:commentId w16cid:paraId="43549A5C" w16cid:durableId="06CAA9E9"/>
+  <w16cid:commentId w16cid:paraId="1FB28FF1" w16cid:durableId="206963D5"/>
+  <w16cid:commentId w16cid:paraId="2048E632" w16cid:durableId="2698D22E"/>
+  <w16cid:commentId w16cid:paraId="27B3D73E" w16cid:durableId="01812446"/>
+  <w16cid:commentId w16cid:paraId="39553F83" w16cid:durableId="5F9988DC"/>
+  <w16cid:commentId w16cid:paraId="16726434" w16cid:durableId="37A69DE0"/>
+  <w16cid:commentId w16cid:paraId="3D7AC9AD" w16cid:durableId="55625292"/>
 </w16cid:commentsIds>
 </file>
 
@@ -16286,6 +16170,18 @@
       <w:shd w:val="clear" w:color="auto" w:fill="E1DFDD"/>
     </w:rPr>
   </w:style>
+  <w:style w:type="character" w:styleId="FollowedHyperlink">
+    <w:name w:val="FollowedHyperlink"/>
+    <w:basedOn w:val="DefaultParagraphFont"/>
+    <w:uiPriority w:val="99"/>
+    <w:semiHidden/>
+    <w:unhideWhenUsed/>
+    <w:rsid w:val="00792889"/>
+    <w:rPr>
+      <w:color w:val="800080" w:themeColor="followedHyperlink"/>
+      <w:u w:val="single"/>
+    </w:rPr>
+  </w:style>
 </w:styles>
 </file>
 

--- a/site/index_nature_submission.docx
+++ b/site/index_nature_submission.docx
@@ -2198,10 +2198,7 @@
         <w:fldChar w:fldCharType="separate"/>
       </w:r>
       <w:r>
-        <w:t xml:space="preserve">Table </w:t>
-      </w:r>
-      <w:r>
-        <w:t>1</w:t>
+        <w:t>Table 1</w:t>
       </w:r>
       <w:r>
         <w:fldChar w:fldCharType="end"/>
@@ -2309,19 +2306,7 @@
           <w:rPr>
             <w:rStyle w:val="Hyperlink"/>
           </w:rPr>
-          <w:t>https://github.com/v</w:t>
-        </w:r>
-        <w:r>
-          <w:rPr>
-            <w:rStyle w:val="Hyperlink"/>
-          </w:rPr>
-          <w:t>i</w:t>
-        </w:r>
-        <w:r>
-          <w:rPr>
-            <w:rStyle w:val="Hyperlink"/>
-          </w:rPr>
-          <w:t>neetjnair9/distributed-energy-resources-equity-CA</w:t>
+          <w:t>https://github.com/vineetjnair9/distributed-energy-resources-equity-CA</w:t>
         </w:r>
       </w:hyperlink>
       <w:r>
@@ -2477,21 +2462,11 @@
       <w:r>
         <w:t>(</w:t>
       </w:r>
-      <w:r>
-        <w:fldChar w:fldCharType="begin"/>
-      </w:r>
-      <w:r>
-        <w:instrText xml:space="preserve"> SEQ Equation \* ARABIC </w:instrText>
-      </w:r>
-      <w:r>
-        <w:fldChar w:fldCharType="separate"/>
-      </w:r>
-      <w:r>
-        <w:t>1</w:t>
-      </w:r>
-      <w:r>
-        <w:fldChar w:fldCharType="end"/>
-      </w:r>
+      <w:fldSimple w:instr=" SEQ Equation \* ARABIC ">
+        <w:r>
+          <w:t>1</w:t>
+        </w:r>
+      </w:fldSimple>
       <w:r>
         <w:t>)</w:t>
       </w:r>
@@ -2552,21 +2527,11 @@
       <w:r>
         <w:t>(</w:t>
       </w:r>
-      <w:r>
-        <w:fldChar w:fldCharType="begin"/>
-      </w:r>
-      <w:r>
-        <w:instrText xml:space="preserve"> SEQ Equation \* ARABIC </w:instrText>
-      </w:r>
-      <w:r>
-        <w:fldChar w:fldCharType="separate"/>
-      </w:r>
-      <w:r>
-        <w:t>2</w:t>
-      </w:r>
-      <w:r>
-        <w:fldChar w:fldCharType="end"/>
-      </w:r>
+      <w:fldSimple w:instr=" SEQ Equation \* ARABIC ">
+        <w:r>
+          <w:t>2</w:t>
+        </w:r>
+      </w:fldSimple>
       <w:r>
         <w:t>)</w:t>
       </w:r>
@@ -2627,21 +2592,11 @@
       <w:r>
         <w:t>(</w:t>
       </w:r>
-      <w:r>
-        <w:fldChar w:fldCharType="begin"/>
-      </w:r>
-      <w:r>
-        <w:instrText xml:space="preserve"> SEQ Equation \* ARABIC </w:instrText>
-      </w:r>
-      <w:r>
-        <w:fldChar w:fldCharType="separate"/>
-      </w:r>
-      <w:r>
-        <w:t>3</w:t>
-      </w:r>
-      <w:r>
-        <w:fldChar w:fldCharType="end"/>
-      </w:r>
+      <w:fldSimple w:instr=" SEQ Equation \* ARABIC ">
+        <w:r>
+          <w:t>3</w:t>
+        </w:r>
+      </w:fldSimple>
       <w:r>
         <w:t>)</w:t>
       </w:r>
@@ -2880,7 +2835,16 @@
     </w:p>
     <w:p>
       <w:r>
-        <w:t>We estimate two complementary families of specifications. The first is a model series: each specification varies exactly one control block against a fixed core of income, race and ethnicity shares, poverty rate and the outcome-specific resource control. The blocks are education, housing value, housing structure, tenure, alternative climate and resource measures, centered income-by-race interactions, utility fixed effects, geographic controls, infrastructure context and an electricity-demand proxy. The series answers which single block moves which coefficient, not whether the blocks jointly absorb an effect. Full specifications and coefficient tables are in Supplementary Table S18.</w:t>
+        <w:t xml:space="preserve">We estimate two complementary families of specifications. The first is a model series: each specification varies exactly one control block against a fixed core of income, race and ethnicity shares, poverty rate and the outcome-specific resource control. </w:t>
+      </w:r>
+      <w:r>
+        <w:t>The blocks are education (Model 2A), housing value (Model 2B), housing structure (Model 2C), tenure (Model 2D), alternative climate and resource measures (Models 3A–3C), centered income-by-race interactions (Model 4, with Model 4R dropping the poverty control), utility fixed effects (Model 5, with Model 5C clustering by county), geographic controls (Models 6A–6B), infrastructure context (Model 7) and an electricity-demand proxy (Model 8)</w:t>
+      </w:r>
+      <w:r>
+        <w:t xml:space="preserve">. </w:t>
+      </w:r>
+      <w:r>
+        <w:t>The series answers which single block moves which coefficient, not whether the blocks jointly absorb an effect. Full specifications and coefficient tables are in Supplementary Table S18.</w:t>
       </w:r>
     </w:p>
     <w:p>
@@ -3073,11 +3037,11 @@
         <w:fldChar w:fldCharType="end"/>
       </w:r>
       <w:r>
-        <w:t xml:space="preserve">), especially once multiple SES and contextual controls are introduced. We retain predictors when they correspond to substantively distinct constructs that are </w:t>
+        <w:t xml:space="preserve">), especially once multiple SES and contextual </w:t>
       </w:r>
       <w:r>
         <w:lastRenderedPageBreak/>
-        <w:t>central to the modeling objective rather than treating any moderate VIF increase as evidence that the model is unusable. The relevant question for this paper is therefore whether the coefficients of interest remain interpretable and stable, not whether every rich specification minimizes collinearity by design.</w:t>
+        <w:t>controls are introduced. We retain predictors when they correspond to substantively distinct constructs that are central to the modeling objective rather than treating any moderate VIF increase as evidence that the model is unusable. The relevant question for this paper is therefore whether the coefficients of interest remain interpretable and stable, not whether every rich specification minimizes collinearity by design.</w:t>
       </w:r>
     </w:p>
     <w:p>
@@ -3189,12 +3153,15 @@
     </w:p>
     <w:p>
       <w:r>
-        <w:t>There are also technology-specific measurement limitations. Aggregate charger counts mix charger types and host contexts that may not represent equivalent forms of access. The charger-type decomposition (Supplementary Table S4 and Figure 2) helps, but even that does not fully distinguish residential, workplace, corridor, and municipal use cases. Wind outcomes are also less directly comparable to behind-the-meter technologies, which is why the paper treats wind capacity as supplementary context rather than a headline equity result (Supplementary Note S10; Supplementary Fig. S13).</w:t>
+        <w:t xml:space="preserve">There are also technology-specific measurement limitations. Aggregate charger counts mix charger types and host contexts that may not represent equivalent forms of access. The charger-type decomposition (Supplementary Table S4 and Figure 2) helps, but even that does not fully distinguish residential, workplace, corridor, and municipal use cases. Wind outcomes are also less directly comparable to behind-the-meter technologies, which is </w:t>
+      </w:r>
+      <w:r>
+        <w:lastRenderedPageBreak/>
+        <w:t>why the paper treats wind capacity as supplementary context rather than a headline equity result (Supplementary Note S10; Supplementary Fig. S13).</w:t>
       </w:r>
     </w:p>
     <w:p>
       <w:r>
-        <w:lastRenderedPageBreak/>
         <w:t>Finally, the paper is a California 2023 cross-sectional snapshot. The results may not generalize mechanically to other states, years, or regulatory contexts. Future work would benefit from longitudinal analysis, property- or household-level tenancy and roof-suitability measures, direct data on technology-specific access mechanisms, and place-based measures such as transit and corridor intensity.</w:t>
       </w:r>
     </w:p>
@@ -3273,6 +3240,7 @@
         <w:pStyle w:val="Heading1"/>
       </w:pPr>
       <w:r>
+        <w:lastRenderedPageBreak/>
         <w:t>References</w:t>
       </w:r>
     </w:p>
@@ -3329,7 +3297,6 @@
               <w:rFonts w:eastAsia="Times New Roman" w:cs="Times New Roman"/>
               <w:color w:val="000000"/>
             </w:rPr>
-            <w:lastRenderedPageBreak/>
             <w:t>[2]D. A. Sunter, S. Castellanos, and D. M. Kammen, “Disparities in rooftop photovoltaics deployment in the United States by race and ethnicity,” Nat. Sustain., vol. 2, no. 1, pp. 71–76, Jan. 2019, doi:10.1038/s41893-018-0204-z.</w:t>
           </w:r>
           <w:r>
@@ -3720,6 +3687,7 @@
               <w:rFonts w:eastAsia="Times New Roman" w:cs="Times New Roman"/>
               <w:color w:val="000000"/>
             </w:rPr>
+            <w:lastRenderedPageBreak/>
             <w:t>[16]R. Haider, Y. Xu, and W. Yang, “Towards closing the data gap: A project-driven distributed energy resource dataset for the U.S. Grid,” in e-Energy 2023 Companion - Proceedings of the 14th ACM International Conference on Future Energy Systems, 2023. doi:10.1145/3599733.3600250.</w:t>
           </w:r>
           <w:r>
@@ -3748,7 +3716,6 @@
               <w:rFonts w:eastAsia="Times New Roman" w:cs="Times New Roman"/>
               <w:color w:val="000000"/>
             </w:rPr>
-            <w:lastRenderedPageBreak/>
             <w:t>[17]L. Ge, T. Du, C. Li, Y. Li, J. Yan, and M. U. Rafiq, “Virtual Collection for Distributed Photovoltaic Data: Challenges, Methodologies, and Applications,” 2022. doi:10.3390/en15238783.</w:t>
           </w:r>
           <w:r>

--- a/site/index_nature_submission.docx
+++ b/site/index_nature_submission.docx
@@ -11,7 +11,13 @@
         </w:rPr>
       </w:pPr>
       <w:r>
-        <w:t>Inequity in distributed energy adoption is technology-specific, not uniform</w:t>
+        <w:t xml:space="preserve">Inequity in distributed energy </w:t>
+      </w:r>
+      <w:r>
+        <w:t xml:space="preserve">resource </w:t>
+      </w:r>
+      <w:r>
+        <w:t>adoption is technology-specific, not uniform</w:t>
       </w:r>
     </w:p>
     <w:p>
@@ -49,6 +55,35 @@
       </w:r>
     </w:p>
     <w:p>
+      <w:r>
+        <w:rPr>
+          <w:highlight w:val="yellow"/>
+        </w:rPr>
+        <w:t>Check if we need additional conclusion</w:t>
+      </w:r>
+      <w:r>
+        <w:rPr>
+          <w:highlight w:val="yellow"/>
+        </w:rPr>
+        <w:t>s section</w:t>
+      </w:r>
+      <w:r>
+        <w:rPr>
+          <w:highlight w:val="yellow"/>
+        </w:rPr>
+        <w:t xml:space="preserve"> restating all main takeaways/insights</w:t>
+      </w:r>
+      <w:r>
+        <w:rPr>
+          <w:highlight w:val="yellow"/>
+        </w:rPr>
+        <w:t xml:space="preserve"> clearly</w:t>
+      </w:r>
+      <w:r>
+        <w:t xml:space="preserve"> – rework abstract too</w:t>
+      </w:r>
+    </w:p>
+    <w:p>
       <w:pPr>
         <w:pStyle w:val="Heading1"/>
       </w:pPr>
@@ -62,7 +97,13 @@
     <w:bookmarkEnd w:id="2"/>
     <w:p>
       <w:r>
-        <w:t>Distributed energy resources are central to decarbonization, resilience, and electrification, but their benefits are not guaranteed to be shared evenly. Evidence of racial disparity in rooftop solar is usually assumed to generalize across technologies. We test that assumption across 1,390 California ZIP Code Tabulation Areas, harmonizing rooftop photovoltaics, battery storage, and electric-vehicle charging under one set of outcomes and controls. The technologies do not share a disparity pattern. Areas with larger Black and Asian population shares hold less solar and less storage after conditioning on income and poverty, and area-level housing type and tenure absorb 32 to 53 percent of those gaps. Under a fully stacked specification, storage disparities persist on all three race terms, solar only for Asian share, and charging not at all. Charger counts instead rise with poverty, concentrated in faster public units. Counts measure infrastructure, not usable access, so technology-blind equity targets misread all three.</w:t>
+        <w:t xml:space="preserve">Distributed energy resources are central to decarbonization, resilience, and electrification, but their benefits are not guaranteed to be shared evenly. Evidence of racial disparity in rooftop solar is usually assumed to generalize across technologies. We test that assumption across 1,390 California ZIP Code Tabulation Areas, harmonizing rooftop photovoltaics, battery storage, and electric-vehicle charging under one set of outcomes and controls. The technologies do not share a disparity pattern. Areas with larger Black and Asian population shares hold less solar and less storage after conditioning on income and poverty, and area-level housing type and tenure absorb 32 to 53 percent of those gaps. Under a fully stacked specification, storage disparities persist on all three race terms, solar only for Asian share, and charging not at all. </w:t>
+      </w:r>
+      <w:r>
+        <w:rPr>
+          <w:highlight w:val="yellow"/>
+        </w:rPr>
+        <w:t>Charger counts instead rise with poverty, concentrated in faster public units. Counts measure infrastructure, not usable access, so technology-blind equity targets misread all three.</w:t>
       </w:r>
     </w:p>
     <w:p>
@@ -72,12 +113,21 @@
     </w:p>
     <w:p>
       <w:r>
-        <w:t>The evidence that it does so is almost entirely about solar. Lukanov and Krieger show that California PV deployment is patterned by neighborhood socioeconomic conditions [1], and Sunter, Castellanos and Kammen show that racial and ethnic disparities in rooftop PV persist after accounting for income [2]. Kurdgelashvili and colleagues model county-level adoption in the same state [3], while Reames and Darghouth et al. document uneven rooftop access across communities and Sigrist et al. argue that inequitable siting reduces the carbon value of residential solar [4][5][6]. A parallel literature explains why race should be modeled explicitly rather than assumed away: race-linked inequities in energy burden persist net of income [7], transition planning cannot be treated as race-neutral when the underlying burdens are not [8], and structural barriers limit participation in California's DER programs even where they are designed for low-income households [9]. Because rooftop solar measurably reduces energy burden for low- and moderate-income adopters [10], unequal access to DERs also means unequal access to bill relief and resilience.</w:t>
+        <w:rPr>
+          <w:highlight w:val="yellow"/>
+        </w:rPr>
+        <w:t>The evidence that it does so is almost entirely about solar</w:t>
+      </w:r>
+      <w:r>
+        <w:t xml:space="preserve">. Lukanov and Krieger show that California PV deployment is patterned by neighborhood socioeconomic conditions [1], and Sunter, Castellanos and Kammen show that racial and ethnic disparities in rooftop PV persist after accounting for income [2]. Kurdgelashvili and colleagues model county-level adoption in the same state [3], while Reames and Darghouth et al. document uneven rooftop access across communities and Sigrist et al. argue that inequitable siting reduces the carbon value of residential solar [4][5][6]. A parallel literature explains why race should be modeled explicitly rather than assumed away: race-linked inequities in energy burden persist net of income [7], transition planning cannot be treated as race-neutral when the underlying burdens are not [8], and structural barriers limit participation in California's DER programs even where they are designed for low-income households [9]. Because rooftop solar </w:t>
+      </w:r>
+      <w:r>
+        <w:lastRenderedPageBreak/>
+        <w:t>measurably reduces energy burden for low- and moderate-income adopters [10], unequal access to DERs also means unequal access to bill relief and resilience.</w:t>
       </w:r>
     </w:p>
     <w:p>
       <w:r>
-        <w:lastRenderedPageBreak/>
         <w:t>What this literature does not establish is whether inequity in DER adoption is a solar-specific phenomenon or a general feature of the transition. The distinction matters because the barriers differ. Rooftop PV depends on roof control, housing tenure, financing and installer availability. Storage overlaps with PV but adds stronger dependence on upfront capital, resilience value and program design; it has been framed as an equity asset that can either broaden resilience or entrench advantage depending on ownership [14][15]. Charging depends far more on siting, commercial activity and host context. Adoption is also gated by the grid itself: hosting-capacity constraints in California are socially patterned and limit deployment in disadvantaged communities [11], a problem that fairness-aware allocation schemes are only beginning to address [12], and that interconnection roadmaps identify as a national bottleneck [13]. A community adopting solar at the state average may still lack the storage that protects it during an outage, or the charging that lets its residents switch vehicles. Collapsing all three into one undifferentiated measure of “DER access” can hide exactly these offsetting patterns.</w:t>
       </w:r>
     </w:p>
@@ -3193,7 +3243,21 @@
     </w:p>
     <w:p>
       <w:r>
-        <w:t>Data-construction and analysis code is available at https://github.com/vineetjnair9/distributed-energy-resources-equity-CA under the MIT License.</w:t>
+        <w:t xml:space="preserve">Data-construction and analysis code is available at </w:t>
+      </w:r>
+      <w:hyperlink r:id="rId16" w:history="1">
+        <w:r>
+          <w:rPr>
+            <w:rStyle w:val="Hyperlink"/>
+          </w:rPr>
+          <w:t>https://github.com/vineetjnair9/distributed-energy-resources-equity-CA</w:t>
+        </w:r>
+      </w:hyperlink>
+      <w:r>
+        <w:t xml:space="preserve"> </w:t>
+      </w:r>
+      <w:r>
+        <w:t>under the MIT License.</w:t>
       </w:r>
     </w:p>
     <w:p>
@@ -3270,7 +3334,21 @@
               <w:rFonts w:eastAsia="Times New Roman" w:cs="Times New Roman"/>
               <w:color w:val="000000"/>
             </w:rPr>
-            <w:t>[1]B. R. Lukanov and E. M. Krieger, “Distributed solar and environmental justice: Exploring the demographic and socio-economic trends of residential PV adoption in California,” Energy Policy, vol. 134, 2019, doi:10.1016/j.enpol.2019.110935.</w:t>
+            <w:t>[1]</w:t>
+          </w:r>
+          <w:r>
+            <w:rPr>
+              <w:rFonts w:eastAsia="Times New Roman" w:cs="Times New Roman"/>
+              <w:color w:val="000000"/>
+            </w:rPr>
+            <w:t xml:space="preserve"> </w:t>
+          </w:r>
+          <w:r>
+            <w:rPr>
+              <w:rFonts w:eastAsia="Times New Roman" w:cs="Times New Roman"/>
+              <w:color w:val="000000"/>
+            </w:rPr>
+            <w:t>B. R. Lukanov and E. M. Krieger, “Distributed solar and environmental justice: Exploring the demographic and socio-economic trends of residential PV adoption in California,” Energy Policy, vol. 134, 2019, doi:10.1016/j.enpol.2019.110935.</w:t>
           </w:r>
           <w:r>
             <w:rPr>
@@ -3279,7 +3357,7 @@
             </w:rPr>
             <w:tab/>
           </w:r>
-          <w:hyperlink r:id="rId16" w:history="1"/>
+          <w:hyperlink r:id="rId17" w:history="1"/>
         </w:p>
         <w:p>
           <w:pPr>
@@ -3297,7 +3375,21 @@
               <w:rFonts w:eastAsia="Times New Roman" w:cs="Times New Roman"/>
               <w:color w:val="000000"/>
             </w:rPr>
-            <w:t>[2]D. A. Sunter, S. Castellanos, and D. M. Kammen, “Disparities in rooftop photovoltaics deployment in the United States by race and ethnicity,” Nat. Sustain., vol. 2, no. 1, pp. 71–76, Jan. 2019, doi:10.1038/s41893-018-0204-z.</w:t>
+            <w:t>[2]</w:t>
+          </w:r>
+          <w:r>
+            <w:rPr>
+              <w:rFonts w:eastAsia="Times New Roman" w:cs="Times New Roman"/>
+              <w:color w:val="000000"/>
+            </w:rPr>
+            <w:t xml:space="preserve"> </w:t>
+          </w:r>
+          <w:r>
+            <w:rPr>
+              <w:rFonts w:eastAsia="Times New Roman" w:cs="Times New Roman"/>
+              <w:color w:val="000000"/>
+            </w:rPr>
+            <w:t>D. A. Sunter, S. Castellanos, and D. M. Kammen, “Disparities in rooftop photovoltaics deployment in the United States by race and ethnicity,” Nat. Sustain., vol. 2, no. 1, pp. 71–76, Jan. 2019, doi:10.1038/s41893-018-0204-z.</w:t>
           </w:r>
           <w:r>
             <w:rPr>
@@ -3306,7 +3398,7 @@
             </w:rPr>
             <w:tab/>
           </w:r>
-          <w:hyperlink r:id="rId17" w:history="1"/>
+          <w:hyperlink r:id="rId18" w:history="1"/>
           <w:bookmarkEnd w:id="27"/>
         </w:p>
         <w:p>
@@ -3325,7 +3417,21 @@
               <w:rFonts w:eastAsia="Times New Roman" w:cs="Times New Roman"/>
               <w:color w:val="000000"/>
             </w:rPr>
-            <w:t>[3]L. Kurdgelashvili, C. H. Shih, F. Yang, and M. Garg, “An empirical analysis of county-level residential PV adoption in California,” Technol. Forecast. Soc. Change, vol. 139, 2019, doi:10.1016/j.techfore.2018.11.021.</w:t>
+            <w:t>[3]</w:t>
+          </w:r>
+          <w:r>
+            <w:rPr>
+              <w:rFonts w:eastAsia="Times New Roman" w:cs="Times New Roman"/>
+              <w:color w:val="000000"/>
+            </w:rPr>
+            <w:t xml:space="preserve"> </w:t>
+          </w:r>
+          <w:r>
+            <w:rPr>
+              <w:rFonts w:eastAsia="Times New Roman" w:cs="Times New Roman"/>
+              <w:color w:val="000000"/>
+            </w:rPr>
+            <w:t>L. Kurdgelashvili, C. H. Shih, F. Yang, and M. Garg, “An empirical analysis of county-level residential PV adoption in California,” Technol. Forecast. Soc. Change, vol. 139, 2019, doi:10.1016/j.techfore.2018.11.021.</w:t>
           </w:r>
           <w:r>
             <w:rPr>
@@ -3334,7 +3440,7 @@
             </w:rPr>
             <w:tab/>
           </w:r>
-          <w:hyperlink r:id="rId18" w:history="1"/>
+          <w:hyperlink r:id="rId19" w:history="1"/>
           <w:bookmarkEnd w:id="28"/>
         </w:p>
         <w:p>
@@ -3353,7 +3459,21 @@
               <w:rFonts w:eastAsia="Times New Roman" w:cs="Times New Roman"/>
               <w:color w:val="000000"/>
             </w:rPr>
-            <w:t>[4]T. G. Reames, “Distributional disparities in residential rooftop solar potential and penetration in four cities in the United States,” Energy Res. Soc. Sci., vol. 69, p. 101612, Nov. 2020, doi:10.1016/J.ERSS.2020.101612.</w:t>
+            <w:t>[4]</w:t>
+          </w:r>
+          <w:r>
+            <w:rPr>
+              <w:rFonts w:eastAsia="Times New Roman" w:cs="Times New Roman"/>
+              <w:color w:val="000000"/>
+            </w:rPr>
+            <w:t xml:space="preserve"> </w:t>
+          </w:r>
+          <w:r>
+            <w:rPr>
+              <w:rFonts w:eastAsia="Times New Roman" w:cs="Times New Roman"/>
+              <w:color w:val="000000"/>
+            </w:rPr>
+            <w:t>T. G. Reames, “Distributional disparities in residential rooftop solar potential and penetration in four cities in the United States,” Energy Res. Soc. Sci., vol. 69, p. 101612, Nov. 2020, doi:10.1016/J.ERSS.2020.101612.</w:t>
           </w:r>
           <w:r>
             <w:rPr>
@@ -3362,7 +3482,7 @@
             </w:rPr>
             <w:tab/>
           </w:r>
-          <w:hyperlink r:id="rId19" w:history="1"/>
+          <w:hyperlink r:id="rId20" w:history="1"/>
           <w:bookmarkEnd w:id="29"/>
         </w:p>
         <w:p>
@@ -3381,7 +3501,21 @@
               <w:rFonts w:eastAsia="Times New Roman" w:cs="Times New Roman"/>
               <w:color w:val="000000"/>
             </w:rPr>
-            <w:t>[5]N. R. Darghouth, E. O’Shaughnessy, S. Forrester, and G. Barbose, “Characterizing local rooftop solar adoption inequity in the US,” Environmental Research Letters, vol. 17, no. 3, p. 034028, Feb. 2022, doi:10.1088/1748-9326/AC4FDC.</w:t>
+            <w:t>[5]</w:t>
+          </w:r>
+          <w:r>
+            <w:rPr>
+              <w:rFonts w:eastAsia="Times New Roman" w:cs="Times New Roman"/>
+              <w:color w:val="000000"/>
+            </w:rPr>
+            <w:t xml:space="preserve"> </w:t>
+          </w:r>
+          <w:r>
+            <w:rPr>
+              <w:rFonts w:eastAsia="Times New Roman" w:cs="Times New Roman"/>
+              <w:color w:val="000000"/>
+            </w:rPr>
+            <w:t>N. R. Darghouth, E. O’Shaughnessy, S. Forrester, and G. Barbose, “Characterizing local rooftop solar adoption inequity in the US,” Environmental Research Letters, vol. 17, no. 3, p. 034028, Feb. 2022, doi:10.1088/1748-9326/AC4FDC.</w:t>
           </w:r>
           <w:r>
             <w:rPr>
@@ -3390,7 +3524,7 @@
             </w:rPr>
             <w:tab/>
           </w:r>
-          <w:hyperlink r:id="rId20" w:history="1"/>
+          <w:hyperlink r:id="rId21" w:history="1"/>
           <w:bookmarkEnd w:id="30"/>
         </w:p>
         <w:p>
@@ -3409,7 +3543,21 @@
               <w:rFonts w:eastAsia="Times New Roman" w:cs="Times New Roman"/>
               <w:color w:val="000000"/>
             </w:rPr>
-            <w:t>[6]C. Sigrist, A. Lechowicz, J. Champ, N. Bashir, and M. Hajiesmaili, “Lost in Siting: The Hidden Carbon Cost of Inequitable Residential Solar Installations,” Jan. 2025, [Online]. Available:http://arxiv.org/abs/2501.13868</w:t>
+            <w:t>[6]</w:t>
+          </w:r>
+          <w:r>
+            <w:rPr>
+              <w:rFonts w:eastAsia="Times New Roman" w:cs="Times New Roman"/>
+              <w:color w:val="000000"/>
+            </w:rPr>
+            <w:t xml:space="preserve"> </w:t>
+          </w:r>
+          <w:r>
+            <w:rPr>
+              <w:rFonts w:eastAsia="Times New Roman" w:cs="Times New Roman"/>
+              <w:color w:val="000000"/>
+            </w:rPr>
+            <w:t>C. Sigrist, A. Lechowicz, J. Champ, N. Bashir, and M. Hajiesmaili, “Lost in Siting: The Hidden Carbon Cost of Inequitable Residential Solar Installations,” Jan. 2025, [Online]. Available:http://arxiv.org/abs/2501.13868</w:t>
           </w:r>
           <w:r>
             <w:rPr>
@@ -3418,7 +3566,7 @@
             </w:rPr>
             <w:tab/>
           </w:r>
-          <w:hyperlink r:id="rId21" w:history="1"/>
+          <w:hyperlink r:id="rId22" w:history="1"/>
           <w:bookmarkEnd w:id="31"/>
         </w:p>
         <w:p>
@@ -3437,7 +3585,21 @@
               <w:rFonts w:eastAsia="Times New Roman" w:cs="Times New Roman"/>
               <w:color w:val="000000"/>
             </w:rPr>
-            <w:t>[7]A. Drehobl, L. Ross, R. Ayala, A. Zaman, and J. Amann, “How high are household energy burdens? An assessment of national and metropolitan energy burden across the United States,” American Council for an Energy-Efficient Economy, Report U2006, Sep. 2020.</w:t>
+            <w:t>[7]</w:t>
+          </w:r>
+          <w:r>
+            <w:rPr>
+              <w:rFonts w:eastAsia="Times New Roman" w:cs="Times New Roman"/>
+              <w:color w:val="000000"/>
+            </w:rPr>
+            <w:t xml:space="preserve"> </w:t>
+          </w:r>
+          <w:r>
+            <w:rPr>
+              <w:rFonts w:eastAsia="Times New Roman" w:cs="Times New Roman"/>
+              <w:color w:val="000000"/>
+            </w:rPr>
+            <w:t>A. Drehobl, L. Ross, R. Ayala, A. Zaman, and J. Amann, “How high are household energy burdens? An assessment of national and metropolitan energy burden across the United States,” American Council for an Energy-Efficient Economy, Report U2006, Sep. 2020.</w:t>
           </w:r>
           <w:r>
             <w:rPr>
@@ -3464,7 +3626,21 @@
               <w:rFonts w:eastAsia="Times New Roman" w:cs="Times New Roman"/>
               <w:color w:val="000000"/>
             </w:rPr>
-            <w:t>[8]The Greenlining Institute, “Demystifying Equity in California’s Energy Grid Transition,” Jul. 25, 2024. [Online]. Available:https://greenlining.org/2024/demystifying-equity-in-californias-energy-grid-transition/</w:t>
+            <w:t>[8]</w:t>
+          </w:r>
+          <w:r>
+            <w:rPr>
+              <w:rFonts w:eastAsia="Times New Roman" w:cs="Times New Roman"/>
+              <w:color w:val="000000"/>
+            </w:rPr>
+            <w:t xml:space="preserve"> </w:t>
+          </w:r>
+          <w:r>
+            <w:rPr>
+              <w:rFonts w:eastAsia="Times New Roman" w:cs="Times New Roman"/>
+              <w:color w:val="000000"/>
+            </w:rPr>
+            <w:t>The Greenlining Institute, “Demystifying Equity in California’s Energy Grid Transition,” Jul. 25, 2024. [Online]. Available:https://greenlining.org/2024/demystifying-equity-in-californias-energy-grid-transition/</w:t>
           </w:r>
           <w:r>
             <w:rPr>
@@ -3473,7 +3649,7 @@
             </w:rPr>
             <w:tab/>
           </w:r>
-          <w:hyperlink r:id="rId22" w:history="1"/>
+          <w:hyperlink r:id="rId23" w:history="1"/>
           <w:bookmarkEnd w:id="33"/>
         </w:p>
         <w:p>
@@ -3492,7 +3668,21 @@
               <w:rFonts w:eastAsia="Times New Roman" w:cs="Times New Roman"/>
               <w:color w:val="000000"/>
             </w:rPr>
-            <w:t>[9]T. Light, E. McIntosh, and O. Stephenson, “Advancing Equity in Access to Distributed Energy Resources in California,” Journal of Science Policy &amp; Governance, 2022, doi:10.38126/jspg200106.</w:t>
+            <w:t>[9]</w:t>
+          </w:r>
+          <w:r>
+            <w:rPr>
+              <w:rFonts w:eastAsia="Times New Roman" w:cs="Times New Roman"/>
+              <w:color w:val="000000"/>
+            </w:rPr>
+            <w:t xml:space="preserve"> </w:t>
+          </w:r>
+          <w:r>
+            <w:rPr>
+              <w:rFonts w:eastAsia="Times New Roman" w:cs="Times New Roman"/>
+              <w:color w:val="000000"/>
+            </w:rPr>
+            <w:t>T. Light, E. McIntosh, and O. Stephenson, “Advancing Equity in Access to Distributed Energy Resources in California,” Journal of Science Policy &amp; Governance, 2022, doi:10.38126/jspg200106.</w:t>
           </w:r>
           <w:r>
             <w:rPr>
@@ -3501,7 +3691,7 @@
             </w:rPr>
             <w:tab/>
           </w:r>
-          <w:hyperlink r:id="rId23" w:history="1"/>
+          <w:hyperlink r:id="rId24" w:history="1"/>
           <w:bookmarkEnd w:id="34"/>
         </w:p>
         <w:p>
@@ -3520,7 +3710,21 @@
               <w:rFonts w:eastAsia="Times New Roman" w:cs="Times New Roman"/>
               <w:color w:val="000000"/>
             </w:rPr>
-            <w:t>[10]S. P. Forrester, C. C. Montañés, E. O’Shaughnessy, and G. Barbose, “Modeling the potential effects of rooftop solar on household energy burden in the United States,” Nature Communications 2024 15:1, vol. 15, no. 1, pp. 4676-, Jun. 2024, doi:10.1038/s41467-024-48967-x.</w:t>
+            <w:t>[10]</w:t>
+          </w:r>
+          <w:r>
+            <w:rPr>
+              <w:rFonts w:eastAsia="Times New Roman" w:cs="Times New Roman"/>
+              <w:color w:val="000000"/>
+            </w:rPr>
+            <w:t xml:space="preserve"> </w:t>
+          </w:r>
+          <w:r>
+            <w:rPr>
+              <w:rFonts w:eastAsia="Times New Roman" w:cs="Times New Roman"/>
+              <w:color w:val="000000"/>
+            </w:rPr>
+            <w:t>S. P. Forrester, C. C. Montañés, E. O’Shaughnessy, and G. Barbose, “Modeling the potential effects of rooftop solar on household energy burden in the United States,” Nature Communications 2024 15:1, vol. 15, no. 1, pp. 4676-, Jun. 2024, doi:10.1038/s41467-024-48967-x.</w:t>
           </w:r>
           <w:r>
             <w:rPr>
@@ -3529,7 +3733,7 @@
             </w:rPr>
             <w:tab/>
           </w:r>
-          <w:hyperlink r:id="rId24" w:history="1"/>
+          <w:hyperlink r:id="rId25" w:history="1"/>
           <w:bookmarkEnd w:id="35"/>
         </w:p>
         <w:p>
@@ -3548,7 +3752,21 @@
               <w:rFonts w:eastAsia="Times New Roman" w:cs="Times New Roman"/>
               <w:color w:val="000000"/>
             </w:rPr>
-            <w:t>[11]A. M. Brockway, J. Conde, and D. Callaway, “Inequitable access to distributed energy resources due to grid infrastructure limits in California,” Nat. Energy, vol. 6, no. 9, 2021, doi:10.1038/s41560-021-00887-6.</w:t>
+            <w:t>[11]</w:t>
+          </w:r>
+          <w:r>
+            <w:rPr>
+              <w:rFonts w:eastAsia="Times New Roman" w:cs="Times New Roman"/>
+              <w:color w:val="000000"/>
+            </w:rPr>
+            <w:t xml:space="preserve"> </w:t>
+          </w:r>
+          <w:r>
+            <w:rPr>
+              <w:rFonts w:eastAsia="Times New Roman" w:cs="Times New Roman"/>
+              <w:color w:val="000000"/>
+            </w:rPr>
+            <w:t>A. M. Brockway, J. Conde, and D. Callaway, “Inequitable access to distributed energy resources due to grid infrastructure limits in California,” Nat. Energy, vol. 6, no. 9, 2021, doi:10.1038/s41560-021-00887-6.</w:t>
           </w:r>
           <w:r>
             <w:rPr>
@@ -3557,7 +3775,7 @@
             </w:rPr>
             <w:tab/>
           </w:r>
-          <w:hyperlink r:id="rId25" w:history="1"/>
+          <w:hyperlink r:id="rId26" w:history="1"/>
           <w:bookmarkEnd w:id="36"/>
         </w:p>
         <w:p>
@@ -3576,7 +3794,21 @@
               <w:rFonts w:eastAsia="Times New Roman" w:cs="Times New Roman"/>
               <w:color w:val="000000"/>
             </w:rPr>
-            <w:t>[12]B. Aydin, R. Holt, and M. Almassalkhi, “Fairness-aware Dynamic Hosting Capacity and the Impacts of Strategic Solar PV Curtailment,” Apr. 2025, [Online]. Available:http://arxiv.org/abs/2504.18905</w:t>
+            <w:t>[12]</w:t>
+          </w:r>
+          <w:r>
+            <w:rPr>
+              <w:rFonts w:eastAsia="Times New Roman" w:cs="Times New Roman"/>
+              <w:color w:val="000000"/>
+            </w:rPr>
+            <w:t xml:space="preserve"> </w:t>
+          </w:r>
+          <w:r>
+            <w:rPr>
+              <w:rFonts w:eastAsia="Times New Roman" w:cs="Times New Roman"/>
+              <w:color w:val="000000"/>
+            </w:rPr>
+            <w:t>B. Aydin, R. Holt, and M. Almassalkhi, “Fairness-aware Dynamic Hosting Capacity and the Impacts of Strategic Solar PV Curtailment,” Apr. 2025, [Online]. Available:http://arxiv.org/abs/2504.18905</w:t>
           </w:r>
           <w:r>
             <w:rPr>
@@ -3585,7 +3817,7 @@
             </w:rPr>
             <w:tab/>
           </w:r>
-          <w:hyperlink r:id="rId26" w:history="1"/>
+          <w:hyperlink r:id="rId27" w:history="1"/>
           <w:bookmarkEnd w:id="37"/>
         </w:p>
         <w:p>
@@ -3604,7 +3836,21 @@
               <w:rFonts w:eastAsia="Times New Roman" w:cs="Times New Roman"/>
               <w:color w:val="000000"/>
             </w:rPr>
-            <w:t>[13]U.S. Department of Energy, “Distributed energy resource interconnection roadmap,” i2X initiative, 2023. [Online]. Available: https://www.energy.gov/eere/i2x</w:t>
+            <w:t>[13]</w:t>
+          </w:r>
+          <w:r>
+            <w:rPr>
+              <w:rFonts w:eastAsia="Times New Roman" w:cs="Times New Roman"/>
+              <w:color w:val="000000"/>
+            </w:rPr>
+            <w:t xml:space="preserve"> </w:t>
+          </w:r>
+          <w:r>
+            <w:rPr>
+              <w:rFonts w:eastAsia="Times New Roman" w:cs="Times New Roman"/>
+              <w:color w:val="000000"/>
+            </w:rPr>
+            <w:t>U.S. Department of Energy, “Distributed energy resource interconnection roadmap,” i2X initiative, 2023. [Online]. Available: https://www.energy.gov/eere/i2x</w:t>
           </w:r>
           <w:r>
             <w:rPr>
@@ -3631,7 +3877,21 @@
               <w:rFonts w:eastAsia="Times New Roman" w:cs="Times New Roman"/>
               <w:color w:val="000000"/>
             </w:rPr>
-            <w:t>[14]B. Tarekegne, R. O’Neil, and J. Twitchell, “Energy Storage as an Equity Asset,” 2021. doi:10.1007/s40518-021-00184-6.</w:t>
+            <w:t>[14]</w:t>
+          </w:r>
+          <w:r>
+            <w:rPr>
+              <w:rFonts w:eastAsia="Times New Roman" w:cs="Times New Roman"/>
+              <w:color w:val="000000"/>
+            </w:rPr>
+            <w:t xml:space="preserve"> </w:t>
+          </w:r>
+          <w:r>
+            <w:rPr>
+              <w:rFonts w:eastAsia="Times New Roman" w:cs="Times New Roman"/>
+              <w:color w:val="000000"/>
+            </w:rPr>
+            <w:t>B. Tarekegne, R. O’Neil, and J. Twitchell, “Energy Storage as an Equity Asset,” 2021. doi:10.1007/s40518-021-00184-6.</w:t>
           </w:r>
           <w:r>
             <w:rPr>
@@ -3640,7 +3900,7 @@
             </w:rPr>
             <w:tab/>
           </w:r>
-          <w:hyperlink r:id="rId27" w:history="1"/>
+          <w:hyperlink r:id="rId28" w:history="1"/>
           <w:bookmarkEnd w:id="39"/>
         </w:p>
         <w:p>
@@ -3659,7 +3919,21 @@
               <w:rFonts w:eastAsia="Times New Roman" w:cs="Times New Roman"/>
               <w:color w:val="000000"/>
             </w:rPr>
-            <w:t>[15]M. Alipour, E. Irannezhad, R. A. Stewart, and O. Sahin, “Exploring residential solar PV and battery energy storage adoption motivations and barriers in a mature PV market,” Renew. Energy, vol. 190, 2022, doi:10.1016/j.renene.2022.03.040.</w:t>
+            <w:t>[15]</w:t>
+          </w:r>
+          <w:r>
+            <w:rPr>
+              <w:rFonts w:eastAsia="Times New Roman" w:cs="Times New Roman"/>
+              <w:color w:val="000000"/>
+            </w:rPr>
+            <w:t xml:space="preserve"> </w:t>
+          </w:r>
+          <w:r>
+            <w:rPr>
+              <w:rFonts w:eastAsia="Times New Roman" w:cs="Times New Roman"/>
+              <w:color w:val="000000"/>
+            </w:rPr>
+            <w:t>M. Alipour, E. Irannezhad, R. A. Stewart, and O. Sahin, “Exploring residential solar PV and battery energy storage adoption motivations and barriers in a mature PV market,” Renew. Energy, vol. 190, 2022, doi:10.1016/j.renene.2022.03.040.</w:t>
           </w:r>
           <w:r>
             <w:rPr>
@@ -3668,7 +3942,7 @@
             </w:rPr>
             <w:tab/>
           </w:r>
-          <w:hyperlink r:id="rId28" w:history="1"/>
+          <w:hyperlink r:id="rId29" w:history="1"/>
           <w:bookmarkEnd w:id="40"/>
         </w:p>
         <w:p>
@@ -3688,7 +3962,21 @@
               <w:color w:val="000000"/>
             </w:rPr>
             <w:lastRenderedPageBreak/>
-            <w:t>[16]R. Haider, Y. Xu, and W. Yang, “Towards closing the data gap: A project-driven distributed energy resource dataset for the U.S. Grid,” in e-Energy 2023 Companion - Proceedings of the 14th ACM International Conference on Future Energy Systems, 2023. doi:10.1145/3599733.3600250.</w:t>
+            <w:t>[16]</w:t>
+          </w:r>
+          <w:r>
+            <w:rPr>
+              <w:rFonts w:eastAsia="Times New Roman" w:cs="Times New Roman"/>
+              <w:color w:val="000000"/>
+            </w:rPr>
+            <w:t xml:space="preserve"> </w:t>
+          </w:r>
+          <w:r>
+            <w:rPr>
+              <w:rFonts w:eastAsia="Times New Roman" w:cs="Times New Roman"/>
+              <w:color w:val="000000"/>
+            </w:rPr>
+            <w:t>R. Haider, Y. Xu, and W. Yang, “Towards closing the data gap: A project-driven distributed energy resource dataset for the U.S. Grid,” in e-Energy 2023 Companion - Proceedings of the 14th ACM International Conference on Future Energy Systems, 2023. doi:10.1145/3599733.3600250.</w:t>
           </w:r>
           <w:r>
             <w:rPr>
@@ -3697,7 +3985,7 @@
             </w:rPr>
             <w:tab/>
           </w:r>
-          <w:hyperlink r:id="rId29" w:history="1"/>
+          <w:hyperlink r:id="rId30" w:history="1"/>
           <w:bookmarkEnd w:id="41"/>
         </w:p>
         <w:p>
@@ -3716,7 +4004,21 @@
               <w:rFonts w:eastAsia="Times New Roman" w:cs="Times New Roman"/>
               <w:color w:val="000000"/>
             </w:rPr>
-            <w:t>[17]L. Ge, T. Du, C. Li, Y. Li, J. Yan, and M. U. Rafiq, “Virtual Collection for Distributed Photovoltaic Data: Challenges, Methodologies, and Applications,” 2022. doi:10.3390/en15238783.</w:t>
+            <w:t>[17]</w:t>
+          </w:r>
+          <w:r>
+            <w:rPr>
+              <w:rFonts w:eastAsia="Times New Roman" w:cs="Times New Roman"/>
+              <w:color w:val="000000"/>
+            </w:rPr>
+            <w:t xml:space="preserve"> </w:t>
+          </w:r>
+          <w:r>
+            <w:rPr>
+              <w:rFonts w:eastAsia="Times New Roman" w:cs="Times New Roman"/>
+              <w:color w:val="000000"/>
+            </w:rPr>
+            <w:t>L. Ge, T. Du, C. Li, Y. Li, J. Yan, and M. U. Rafiq, “Virtual Collection for Distributed Photovoltaic Data: Challenges, Methodologies, and Applications,” 2022. doi:10.3390/en15238783.</w:t>
           </w:r>
           <w:r>
             <w:rPr>
@@ -3725,18 +4027,9 @@
             </w:rPr>
             <w:tab/>
           </w:r>
-          <w:hyperlink r:id="rId30" w:history="1"/>
-          <w:bookmarkEnd w:id="42"/>
+          <w:hyperlink r:id="rId31" w:history="1"/>
         </w:p>
-        <w:p>
-          <w:r>
-            <w:rPr>
-              <w:rFonts w:eastAsia="Times New Roman" w:cs="Times New Roman"/>
-              <w:color w:val="000000"/>
-            </w:rPr>
-            <w:t> </w:t>
-          </w:r>
-        </w:p>
+        <w:bookmarkEnd w:id="42" w:displacedByCustomXml="next"/>
       </w:sdtContent>
     </w:sdt>
     <w:p>
@@ -3751,7 +4044,21 @@
           <w:rFonts w:eastAsia="Times New Roman" w:cs="Times New Roman"/>
           <w:color w:val="000000"/>
         </w:rPr>
-        <w:t>[18]T. G. Conley, "GMM estimation with cross sectional dependence," Journal of Econometrics, vol. 92, no. 1, pp. 1-45, Sep. 1999, doi: 10.1016/S0304-4076(98)00084-0.</w:t>
+        <w:t>[18]</w:t>
+      </w:r>
+      <w:r>
+        <w:rPr>
+          <w:rFonts w:eastAsia="Times New Roman" w:cs="Times New Roman"/>
+          <w:color w:val="000000"/>
+        </w:rPr>
+        <w:t xml:space="preserve"> </w:t>
+      </w:r>
+      <w:r>
+        <w:rPr>
+          <w:rFonts w:eastAsia="Times New Roman" w:cs="Times New Roman"/>
+          <w:color w:val="000000"/>
+        </w:rPr>
+        <w:t>T. G. Conley, "GMM estimation with cross sectional dependence," Journal of Econometrics, vol. 92, no. 1, pp. 1-45, Sep. 1999, doi: 10.1016/S0304-4076(98)00084-0.</w:t>
       </w:r>
       <w:r>
         <w:rPr>
@@ -3760,7 +4067,7 @@
         </w:rPr>
         <w:tab/>
       </w:r>
-      <w:hyperlink r:id="rId31" w:history="1"/>
+      <w:hyperlink r:id="rId32" w:history="1"/>
       <w:bookmarkEnd w:id="43"/>
     </w:p>
     <w:p>
@@ -3775,7 +4082,21 @@
           <w:rFonts w:eastAsia="Times New Roman" w:cs="Times New Roman"/>
           <w:color w:val="000000"/>
         </w:rPr>
-        <w:t>[19]Lawrence Berkeley National Laboratory, "Tracking the Sun: public data file," 2024. [Online]. Available: https://emp.lbl.gov/tracking-the-sun</w:t>
+        <w:t>[19]</w:t>
+      </w:r>
+      <w:r>
+        <w:rPr>
+          <w:rFonts w:eastAsia="Times New Roman" w:cs="Times New Roman"/>
+          <w:color w:val="000000"/>
+        </w:rPr>
+        <w:t xml:space="preserve"> </w:t>
+      </w:r>
+      <w:r>
+        <w:rPr>
+          <w:rFonts w:eastAsia="Times New Roman" w:cs="Times New Roman"/>
+          <w:color w:val="000000"/>
+        </w:rPr>
+        <w:t>Lawrence Berkeley National Laboratory, "Tracking the Sun: public data file," 2024. [Online]. Available: https://emp.lbl.gov/tracking-the-sun</w:t>
       </w:r>
       <w:r>
         <w:rPr>
@@ -3784,7 +4105,7 @@
         </w:rPr>
         <w:tab/>
       </w:r>
-      <w:hyperlink r:id="rId32" w:history="1"/>
+      <w:hyperlink r:id="rId33" w:history="1"/>
       <w:bookmarkEnd w:id="44"/>
     </w:p>
     <w:p>
@@ -3799,7 +4120,21 @@
           <w:rFonts w:eastAsia="Times New Roman" w:cs="Times New Roman"/>
           <w:color w:val="000000"/>
         </w:rPr>
-        <w:t>[20]California Distributed Generation Statistics, "Interconnected project sites report, 31 December 2023," 2023. [Online]. Available: https://www.californiadgstats.ca.gov/downloads/</w:t>
+        <w:t>[20]</w:t>
+      </w:r>
+      <w:r>
+        <w:rPr>
+          <w:rFonts w:eastAsia="Times New Roman" w:cs="Times New Roman"/>
+          <w:color w:val="000000"/>
+        </w:rPr>
+        <w:t xml:space="preserve"> </w:t>
+      </w:r>
+      <w:r>
+        <w:rPr>
+          <w:rFonts w:eastAsia="Times New Roman" w:cs="Times New Roman"/>
+          <w:color w:val="000000"/>
+        </w:rPr>
+        <w:t>California Distributed Generation Statistics, "Interconnected project sites report, 31 December 2023," 2023. [Online]. Available: https://www.californiadgstats.ca.gov/downloads/</w:t>
       </w:r>
       <w:r>
         <w:rPr>
@@ -3808,7 +4143,7 @@
         </w:rPr>
         <w:tab/>
       </w:r>
-      <w:hyperlink r:id="rId33" w:history="1"/>
+      <w:hyperlink r:id="rId34" w:history="1"/>
       <w:bookmarkEnd w:id="45"/>
     </w:p>
     <w:p>
@@ -3823,7 +4158,21 @@
           <w:rFonts w:eastAsia="Times New Roman" w:cs="Times New Roman"/>
           <w:color w:val="000000"/>
         </w:rPr>
-        <w:t>[21]California Energy Commission, "California energy storage system survey," 2024. [Online]. Available: https://www.energy.ca.gov/data-reports/energy-almanac/california-electricity-data/california-energy-storage-system-survey</w:t>
+        <w:t>[21]</w:t>
+      </w:r>
+      <w:r>
+        <w:rPr>
+          <w:rFonts w:eastAsia="Times New Roman" w:cs="Times New Roman"/>
+          <w:color w:val="000000"/>
+        </w:rPr>
+        <w:t xml:space="preserve"> </w:t>
+      </w:r>
+      <w:r>
+        <w:rPr>
+          <w:rFonts w:eastAsia="Times New Roman" w:cs="Times New Roman"/>
+          <w:color w:val="000000"/>
+        </w:rPr>
+        <w:t>California Energy Commission, "California energy storage system survey," 2024. [Online]. Available: https://www.energy.ca.gov/data-reports/energy-almanac/california-electricity-data/california-energy-storage-system-survey</w:t>
       </w:r>
       <w:r>
         <w:rPr>
@@ -3832,7 +4181,7 @@
         </w:rPr>
         <w:tab/>
       </w:r>
-      <w:hyperlink r:id="rId34" w:history="1"/>
+      <w:hyperlink r:id="rId35" w:history="1"/>
       <w:bookmarkEnd w:id="46"/>
     </w:p>
     <w:p>
@@ -3847,7 +4196,21 @@
           <w:rFonts w:eastAsia="Times New Roman" w:cs="Times New Roman"/>
           <w:color w:val="000000"/>
         </w:rPr>
-        <w:t>[22]California Energy Commission, "Zero emission vehicle and infrastructure statistics," 2024. [Online]. Available: https://www.energy.ca.gov/data-reports/energy-almanac/zero-emission-vehicle-and-infrastructure-statistics-collection/electric</w:t>
+        <w:t>[22]</w:t>
+      </w:r>
+      <w:r>
+        <w:rPr>
+          <w:rFonts w:eastAsia="Times New Roman" w:cs="Times New Roman"/>
+          <w:color w:val="000000"/>
+        </w:rPr>
+        <w:t xml:space="preserve"> </w:t>
+      </w:r>
+      <w:r>
+        <w:rPr>
+          <w:rFonts w:eastAsia="Times New Roman" w:cs="Times New Roman"/>
+          <w:color w:val="000000"/>
+        </w:rPr>
+        <w:t>California Energy Commission, "Zero emission vehicle and infrastructure statistics," 2024. [Online]. Available: https://www.energy.ca.gov/data-reports/energy-almanac/zero-emission-vehicle-and-infrastructure-statistics-collection/electric</w:t>
       </w:r>
       <w:r>
         <w:rPr>
@@ -3856,7 +4219,7 @@
         </w:rPr>
         <w:tab/>
       </w:r>
-      <w:hyperlink r:id="rId35" w:history="1"/>
+      <w:hyperlink r:id="rId36" w:history="1"/>
       <w:bookmarkEnd w:id="47"/>
     </w:p>
     <w:p>
@@ -3871,7 +4234,21 @@
           <w:rFonts w:eastAsia="Times New Roman" w:cs="Times New Roman"/>
           <w:color w:val="000000"/>
         </w:rPr>
-        <w:t>[23]B. D. Hoen, J. E. Diffendorfer, J. T. Rand, L. A. Kramer, C. P. Garrity, and H. E. Hunt, "United States wind turbine database," U.S. Geological Survey data release, 2018, doi: 10.5066/F7TX3DN0.</w:t>
+        <w:t>[23]</w:t>
+      </w:r>
+      <w:r>
+        <w:rPr>
+          <w:rFonts w:eastAsia="Times New Roman" w:cs="Times New Roman"/>
+          <w:color w:val="000000"/>
+        </w:rPr>
+        <w:t xml:space="preserve"> </w:t>
+      </w:r>
+      <w:r>
+        <w:rPr>
+          <w:rFonts w:eastAsia="Times New Roman" w:cs="Times New Roman"/>
+          <w:color w:val="000000"/>
+        </w:rPr>
+        <w:t>B. D. Hoen, J. E. Diffendorfer, J. T. Rand, L. A. Kramer, C. P. Garrity, and H. E. Hunt, "United States wind turbine database," U.S. Geological Survey data release, 2018, doi: 10.5066/F7TX3DN0.</w:t>
       </w:r>
       <w:r>
         <w:rPr>
@@ -3880,7 +4257,7 @@
         </w:rPr>
         <w:tab/>
       </w:r>
-      <w:hyperlink r:id="rId36" w:history="1"/>
+      <w:hyperlink r:id="rId37" w:history="1"/>
       <w:bookmarkEnd w:id="48"/>
     </w:p>
     <w:p>
@@ -3895,7 +4272,21 @@
           <w:rFonts w:eastAsia="Times New Roman" w:cs="Times New Roman"/>
           <w:color w:val="000000"/>
         </w:rPr>
-        <w:t>[24]U.S. Energy Information Administration, "Power plants," 2023. [Online]. Available: https://atlas.eia.gov/datasets/eia::power-plants/explore</w:t>
+        <w:t>[24]</w:t>
+      </w:r>
+      <w:r>
+        <w:rPr>
+          <w:rFonts w:eastAsia="Times New Roman" w:cs="Times New Roman"/>
+          <w:color w:val="000000"/>
+        </w:rPr>
+        <w:t xml:space="preserve"> </w:t>
+      </w:r>
+      <w:r>
+        <w:rPr>
+          <w:rFonts w:eastAsia="Times New Roman" w:cs="Times New Roman"/>
+          <w:color w:val="000000"/>
+        </w:rPr>
+        <w:t>U.S. Energy Information Administration, "Power plants," 2023. [Online]. Available: https://atlas.eia.gov/datasets/eia::power-plants/explore</w:t>
       </w:r>
       <w:r>
         <w:rPr>
@@ -3904,7 +4295,7 @@
         </w:rPr>
         <w:tab/>
       </w:r>
-      <w:hyperlink r:id="rId37" w:history="1"/>
+      <w:hyperlink r:id="rId38" w:history="1"/>
       <w:bookmarkEnd w:id="49"/>
     </w:p>
     <w:p>
@@ -3919,7 +4310,21 @@
           <w:rFonts w:eastAsia="Times New Roman" w:cs="Times New Roman"/>
           <w:color w:val="000000"/>
         </w:rPr>
-        <w:t>[25]U.S. Census Bureau, "American Community Survey 5-year estimates, detailed tables," 2023. [Online]. Available: https://api.census.gov/data/2023/acs/acs5</w:t>
+        <w:t>[25]</w:t>
+      </w:r>
+      <w:r>
+        <w:rPr>
+          <w:rFonts w:eastAsia="Times New Roman" w:cs="Times New Roman"/>
+          <w:color w:val="000000"/>
+        </w:rPr>
+        <w:t xml:space="preserve"> </w:t>
+      </w:r>
+      <w:r>
+        <w:rPr>
+          <w:rFonts w:eastAsia="Times New Roman" w:cs="Times New Roman"/>
+          <w:color w:val="000000"/>
+        </w:rPr>
+        <w:t>U.S. Census Bureau, "American Community Survey 5-year estimates, detailed tables," 2023. [Online]. Available: https://api.census.gov/data/2023/acs/acs5</w:t>
       </w:r>
       <w:r>
         <w:rPr>
@@ -3928,7 +4333,7 @@
         </w:rPr>
         <w:tab/>
       </w:r>
-      <w:hyperlink r:id="rId38" w:history="1"/>
+      <w:hyperlink r:id="rId39" w:history="1"/>
       <w:bookmarkEnd w:id="50"/>
     </w:p>
     <w:p>
@@ -3943,7 +4348,21 @@
           <w:rFonts w:eastAsia="Times New Roman" w:cs="Times New Roman"/>
           <w:color w:val="000000"/>
         </w:rPr>
-        <w:t>[26]U.S. Census Bureau, "TIGER/Line shapefiles," 2023. [Online]. Available: https://www.census.gov/geographies/mapping-files/time-series/geo/tiger-line-file.html</w:t>
+        <w:t>[26]</w:t>
+      </w:r>
+      <w:r>
+        <w:rPr>
+          <w:rFonts w:eastAsia="Times New Roman" w:cs="Times New Roman"/>
+          <w:color w:val="000000"/>
+        </w:rPr>
+        <w:t xml:space="preserve"> </w:t>
+      </w:r>
+      <w:r>
+        <w:rPr>
+          <w:rFonts w:eastAsia="Times New Roman" w:cs="Times New Roman"/>
+          <w:color w:val="000000"/>
+        </w:rPr>
+        <w:t>U.S. Census Bureau, "TIGER/Line shapefiles," 2023. [Online]. Available: https://www.census.gov/geographies/mapping-files/time-series/geo/tiger-line-file.html</w:t>
       </w:r>
       <w:r>
         <w:rPr>
@@ -3952,7 +4371,7 @@
         </w:rPr>
         <w:tab/>
       </w:r>
-      <w:hyperlink r:id="rId39" w:history="1"/>
+      <w:hyperlink r:id="rId40" w:history="1"/>
       <w:bookmarkEnd w:id="51"/>
     </w:p>
     <w:p>
@@ -3967,7 +4386,21 @@
           <w:rFonts w:eastAsia="Times New Roman" w:cs="Times New Roman"/>
           <w:color w:val="000000"/>
         </w:rPr>
-        <w:t>[27]NASA Langley Research Center, "Prediction of Worldwide Energy Resources (POWER)," 2023. [Online]. Available: https://power.larc.nasa.gov/</w:t>
+        <w:t>[27]</w:t>
+      </w:r>
+      <w:r>
+        <w:rPr>
+          <w:rFonts w:eastAsia="Times New Roman" w:cs="Times New Roman"/>
+          <w:color w:val="000000"/>
+        </w:rPr>
+        <w:t xml:space="preserve"> </w:t>
+      </w:r>
+      <w:r>
+        <w:rPr>
+          <w:rFonts w:eastAsia="Times New Roman" w:cs="Times New Roman"/>
+          <w:color w:val="000000"/>
+        </w:rPr>
+        <w:t>NASA Langley Research Center, "Prediction of Worldwide Energy Resources (POWER)," 2023. [Online]. Available: https://power.larc.nasa.gov/</w:t>
       </w:r>
       <w:r>
         <w:rPr>
@@ -3976,7 +4409,7 @@
         </w:rPr>
         <w:tab/>
       </w:r>
-      <w:hyperlink r:id="rId40" w:history="1"/>
+      <w:hyperlink r:id="rId41" w:history="1"/>
       <w:bookmarkEnd w:id="52"/>
     </w:p>
     <w:p>
@@ -3991,7 +4424,21 @@
           <w:rFonts w:eastAsia="Times New Roman" w:cs="Times New Roman"/>
           <w:color w:val="000000"/>
         </w:rPr>
-        <w:t>[28]California Energy Commission, "Energy equity indicators: deep dive energy," 2023. [Online]. Available: https://www.energy.ca.gov/data-reports/data-exploration-tools/energy-equity-indicators-dashboard-collection/deep-dive-energy</w:t>
+        <w:t>[28]</w:t>
+      </w:r>
+      <w:r>
+        <w:rPr>
+          <w:rFonts w:eastAsia="Times New Roman" w:cs="Times New Roman"/>
+          <w:color w:val="000000"/>
+        </w:rPr>
+        <w:t xml:space="preserve"> </w:t>
+      </w:r>
+      <w:r>
+        <w:rPr>
+          <w:rFonts w:eastAsia="Times New Roman" w:cs="Times New Roman"/>
+          <w:color w:val="000000"/>
+        </w:rPr>
+        <w:t>California Energy Commission, "Energy equity indicators: deep dive energy," 2023. [Online]. Available: https://www.energy.ca.gov/data-reports/data-exploration-tools/energy-equity-indicators-dashboard-collection/deep-dive-energy</w:t>
       </w:r>
       <w:r>
         <w:rPr>
@@ -4000,7 +4447,7 @@
         </w:rPr>
         <w:tab/>
       </w:r>
-      <w:hyperlink r:id="rId41" w:history="1"/>
+      <w:hyperlink r:id="rId42" w:history="1"/>
       <w:bookmarkEnd w:id="53"/>
     </w:p>
     <w:p>
@@ -4015,7 +4462,21 @@
           <w:rFonts w:eastAsia="Times New Roman" w:cs="Times New Roman"/>
           <w:color w:val="000000"/>
         </w:rPr>
-        <w:t>[29]Pacific Gas and Electric Company, Southern California Edison, and San Diego Gas and Electric, "Electric usage by ZIP code, 2023 quarterly datasets," 2023. [Online]. Available: https://pge-energydatarequest.com/public_datasets</w:t>
+        <w:t>[29]</w:t>
+      </w:r>
+      <w:r>
+        <w:rPr>
+          <w:rFonts w:eastAsia="Times New Roman" w:cs="Times New Roman"/>
+          <w:color w:val="000000"/>
+        </w:rPr>
+        <w:t xml:space="preserve"> </w:t>
+      </w:r>
+      <w:r>
+        <w:rPr>
+          <w:rFonts w:eastAsia="Times New Roman" w:cs="Times New Roman"/>
+          <w:color w:val="000000"/>
+        </w:rPr>
+        <w:t>Pacific Gas and Electric Company, Southern California Edison, and San Diego Gas and Electric, "Electric usage by ZIP code, 2023 quarterly datasets," 2023. [Online]. Available: https://pge-energydatarequest.com/public_datasets</w:t>
       </w:r>
       <w:r>
         <w:rPr>
@@ -4024,7 +4485,7 @@
         </w:rPr>
         <w:tab/>
       </w:r>
-      <w:hyperlink r:id="rId42" w:history="1"/>
+      <w:hyperlink r:id="rId43" w:history="1"/>
       <w:bookmarkEnd w:id="54"/>
     </w:p>
     <w:p/>
